--- a/svoyo-delo/대본/7부/12화_Volkov.docx
+++ b/svoyo-delo/대본/7부/12화_Volkov.docx
@@ -2511,7 +2511,7 @@
         <w:pStyle w:val="BodyText"/>
       </w:pPr>
       <w:r>
-        <w:t xml:space="preserve">ALEKSEY: Бабушкин. Восьмидесятый год. Тульская больница.</w:t>
+        <w:t xml:space="preserve">ALEKSEY: Бабушкин. Восьмидесятый год. Фельдшерский пункт в Сосновке, над дверью.</w:t>
       </w:r>
     </w:p>
     <w:p>
@@ -5292,7 +5292,7 @@
         <w:pStyle w:val="BodyText"/>
       </w:pPr>
       <w:r>
-        <w:t xml:space="preserve">알렉세이: 할머니 글씨예요. 1980년. 툴라 병원.</w:t>
+        <w:t xml:space="preserve">알렉세이: 할머니 글씨예요. 1980년. 소스놉카 펠드셰르 진료소, 문 위에 있던 거예요.</w:t>
       </w:r>
     </w:p>
     <w:p>

--- a/svoyo-delo/대본/7부/12화_Volkov.docx
+++ b/svoyo-delo/대본/7부/12화_Volkov.docx
@@ -1716,7 +1716,7 @@
         <w:t xml:space="preserve"> </w:t>
       </w:r>
       <w:r>
-        <w:t xml:space="preserve">- 규칙: 지문 없음. 전 화 100% 「화자명: 대사」. 1턴 18단어 이내 + 긴 턴 10~15회(30~55단어). 문법 초점(C1): 청유형(Давайте дружить / Давайте посчитаем вместе), 미래 부정 열거(Эксклюзива не будет. … не будет), 대조(Не отказался ни от чего… Просто подожду), 격언형(Все продаются. Просто не все — за деньги).</w:t>
+        <w:t xml:space="preserve">- 규칙: 지문 없음. 전 화 100% 「화자명: 대사」. 1턴 24단어 이내 + 긴 턴 10~15회(35~60단어). 문법 초점(C1): 청유형(Давайте дружить / Давайте посчитаем вместе), 미래 부정 열거(Эксклюзива не будет. … не будет), 대조(Не отказался ни от чего… Просто подожду), 격언형(Все продаются. Просто не все — за деньги).</w:t>
       </w:r>
       <w:r>
         <w:t xml:space="preserve"> </w:t>
@@ -1833,47 +1833,47 @@
         <w:pStyle w:val="FirstParagraph"/>
       </w:pPr>
       <w:r>
-        <w:t xml:space="preserve">KIRILL: Звонили из «Северной Фармы». Секретарь Волкова. Приглашение на обед. Четверг, час дня, их главный склад.</w:t>
-      </w:r>
-    </w:p>
-    <w:p>
-      <w:pPr>
-        <w:pStyle w:val="BodyText"/>
-      </w:pPr>
-      <w:r>
-        <w:t xml:space="preserve">OLGA: Склад, не офис. Значит, хочет показать, а не рассказать.</w:t>
-      </w:r>
-    </w:p>
-    <w:p>
-      <w:pPr>
-        <w:pStyle w:val="BodyText"/>
-      </w:pPr>
-      <w:r>
-        <w:t xml:space="preserve">ALEKSEY: Марина говорила то же самое. Склад говорит всё.</w:t>
-      </w:r>
-    </w:p>
-    <w:p>
-      <w:pPr>
-        <w:pStyle w:val="BodyText"/>
-      </w:pPr>
-      <w:r>
-        <w:t xml:space="preserve">DIMA: Я знаю, почему он звонит. Гордеева. Двенадцать клиник. Раньше всё брала у Волкова.</w:t>
-      </w:r>
-    </w:p>
-    <w:p>
-      <w:pPr>
-        <w:pStyle w:val="BodyText"/>
-      </w:pPr>
-      <w:r>
-        <w:t xml:space="preserve">IRINA: Не только Гордеева. В мае к нам перешли ещё три сети. Все — его клиенты.</w:t>
-      </w:r>
-    </w:p>
-    <w:p>
-      <w:pPr>
-        <w:pStyle w:val="BodyText"/>
-      </w:pPr>
-      <w:r>
-        <w:t xml:space="preserve">OLGA: То есть мы отняли у него четыре сети. И он зовёт нас на обед.</w:t>
+        <w:t xml:space="preserve">KIRILL: Звонили из «Северной Фармы», секретарь Волкова. Нас приглашают на обед в четверг, в час дня, на их главный склад.</w:t>
+      </w:r>
+    </w:p>
+    <w:p>
+      <w:pPr>
+        <w:pStyle w:val="BodyText"/>
+      </w:pPr>
+      <w:r>
+        <w:t xml:space="preserve">OLGA: Склад, а не офис. Значит, он хочет не рассказать, а показать.</w:t>
+      </w:r>
+    </w:p>
+    <w:p>
+      <w:pPr>
+        <w:pStyle w:val="BodyText"/>
+      </w:pPr>
+      <w:r>
+        <w:t xml:space="preserve">ALEKSEY: Марина говорила то же самое: склад говорит всё, что нужно знать о компании.</w:t>
+      </w:r>
+    </w:p>
+    <w:p>
+      <w:pPr>
+        <w:pStyle w:val="BodyText"/>
+      </w:pPr>
+      <w:r>
+        <w:t xml:space="preserve">DIMA: Я знаю, почему он звонит: из-за Гордеевой. Её двенадцать клиник раньше брали всё у Волкова.</w:t>
+      </w:r>
+    </w:p>
+    <w:p>
+      <w:pPr>
+        <w:pStyle w:val="BodyText"/>
+      </w:pPr>
+      <w:r>
+        <w:t xml:space="preserve">IRINA: Не только Гордеева. В мае к нам перешли ещё три сети, и все они были его клиентами.</w:t>
+      </w:r>
+    </w:p>
+    <w:p>
+      <w:pPr>
+        <w:pStyle w:val="BodyText"/>
+      </w:pPr>
+      <w:r>
+        <w:t xml:space="preserve">OLGA: То есть мы отняли у него четыре сети, а он зовёт нас на обед. Интересно.</w:t>
       </w:r>
     </w:p>
     <w:p>
@@ -1889,63 +1889,63 @@
         <w:pStyle w:val="BodyText"/>
       </w:pPr>
       <w:r>
-        <w:t xml:space="preserve">OLGA: «По-дружески». Когда Волков говорит «по-дружески», он уже посчитал. Всё, до копейки.</w:t>
-      </w:r>
-    </w:p>
-    <w:p>
-      <w:pPr>
-        <w:pStyle w:val="BodyText"/>
-      </w:pPr>
-      <w:r>
-        <w:t xml:space="preserve">ALEKSEY: Оля, он не враг. Он подписал пилот по кодам. Он платил за чужих пациенток.</w:t>
-      </w:r>
-    </w:p>
-    <w:p>
-      <w:pPr>
-        <w:pStyle w:val="BodyText"/>
-      </w:pPr>
-      <w:r>
-        <w:t xml:space="preserve">OLGA: Не враг. Но и не друг. Он — крупный игрок. Сам так сказал. Это вес.</w:t>
-      </w:r>
-    </w:p>
-    <w:p>
-      <w:pPr>
-        <w:pStyle w:val="BodyText"/>
-      </w:pPr>
-      <w:r>
-        <w:t xml:space="preserve">IRINA: Я поеду. Возьму цифры. Его и наши.</w:t>
-      </w:r>
-    </w:p>
-    <w:p>
-      <w:pPr>
-        <w:pStyle w:val="BodyText"/>
-      </w:pPr>
-      <w:r>
-        <w:t xml:space="preserve">ALEKSEY: Его цифры у вас откуда?</w:t>
-      </w:r>
-    </w:p>
-    <w:p>
-      <w:pPr>
-        <w:pStyle w:val="BodyText"/>
-      </w:pPr>
-      <w:r>
-        <w:t xml:space="preserve">IRINA: Из открытой отчётности. Он — акционерное общество. Мы — нет. Он про нас знает меньше, чем я про него.</w:t>
-      </w:r>
-    </w:p>
-    <w:p>
-      <w:pPr>
-        <w:pStyle w:val="BodyText"/>
-      </w:pPr>
-      <w:r>
-        <w:t xml:space="preserve">OLGA: Не уверена. Готовь «нет», Лёша. Вежливое. Но готовь заранее.</w:t>
-      </w:r>
-    </w:p>
-    <w:p>
-      <w:pPr>
-        <w:pStyle w:val="BodyText"/>
-      </w:pPr>
-      <w:r>
-        <w:t xml:space="preserve">ALEKSEY: Я ещё не знаю, что он предложит.</w:t>
+        <w:t xml:space="preserve">OLGA: «По-дружески»… Когда Волков говорит «по-дружески», он уже всё посчитал, до копейки.</w:t>
+      </w:r>
+    </w:p>
+    <w:p>
+      <w:pPr>
+        <w:pStyle w:val="BodyText"/>
+      </w:pPr>
+      <w:r>
+        <w:t xml:space="preserve">ALEKSEY: Оля, он не враг. Он подписал пилот по кодам и платил за чужих пациенток.</w:t>
+      </w:r>
+    </w:p>
+    <w:p>
+      <w:pPr>
+        <w:pStyle w:val="BodyText"/>
+      </w:pPr>
+      <w:r>
+        <w:t xml:space="preserve">OLGA: Не враг, но и не друг. Он крупный игрок, он сам так сказал, и это вес.</w:t>
+      </w:r>
+    </w:p>
+    <w:p>
+      <w:pPr>
+        <w:pStyle w:val="BodyText"/>
+      </w:pPr>
+      <w:r>
+        <w:t xml:space="preserve">IRINA: Я поеду с тобой и возьму цифры, и его, и наши.</w:t>
+      </w:r>
+    </w:p>
+    <w:p>
+      <w:pPr>
+        <w:pStyle w:val="BodyText"/>
+      </w:pPr>
+      <w:r>
+        <w:t xml:space="preserve">ALEKSEY: А откуда у вас его цифры? Он ведь нам их не показывал.</w:t>
+      </w:r>
+    </w:p>
+    <w:p>
+      <w:pPr>
+        <w:pStyle w:val="BodyText"/>
+      </w:pPr>
+      <w:r>
+        <w:t xml:space="preserve">IRINA: Из открытой отчётности. Он акционерное общество, а мы нет, так что он знает про нас меньше, чем я про него.</w:t>
+      </w:r>
+    </w:p>
+    <w:p>
+      <w:pPr>
+        <w:pStyle w:val="BodyText"/>
+      </w:pPr>
+      <w:r>
+        <w:t xml:space="preserve">OLGA: Я в этом не уверена. Готовь «нет», Лёша, вежливое, но готовь его заранее.</w:t>
+      </w:r>
+    </w:p>
+    <w:p>
+      <w:pPr>
+        <w:pStyle w:val="BodyText"/>
+      </w:pPr>
+      <w:r>
+        <w:t xml:space="preserve">ALEKSEY: Но я ведь ещё даже не знаю, что он предложит.</w:t>
       </w:r>
     </w:p>
     <w:bookmarkEnd w:id="21"/>
@@ -1963,279 +1963,279 @@
         <w:pStyle w:val="FirstParagraph"/>
       </w:pPr>
       <w:r>
-        <w:t xml:space="preserve">VOLKOV: Воронцов. Белова. Вовремя. Пойдёмте сначала по складу. Обед подождёт.</w:t>
-      </w:r>
-    </w:p>
-    <w:p>
-      <w:pPr>
-        <w:pStyle w:val="BodyText"/>
-      </w:pPr>
-      <w:r>
-        <w:t xml:space="preserve">ALEKSEY: Добрый день, Сергей Павлович. Большой склад.</w:t>
-      </w:r>
-    </w:p>
-    <w:p>
-      <w:pPr>
-        <w:pStyle w:val="BodyText"/>
-      </w:pPr>
-      <w:r>
-        <w:t xml:space="preserve">VOLKOV: Двенадцать тысяч метров. Сорок складов по стране, этот — главный. Смотрите на ворота: сканер на каждых. Ваш формат кодов, который вы отдали бесплатно. Каждая коробка проходит четыре раза: приёмка, полка, сборка, отгрузка. Никто не проходит мимо. Даже я.</w:t>
-      </w:r>
-    </w:p>
-    <w:p>
-      <w:pPr>
-        <w:pStyle w:val="BodyText"/>
-      </w:pPr>
-      <w:r>
-        <w:t xml:space="preserve">IRINA: Четыре раза. Как у нас. Вы поменяли все сорок?</w:t>
-      </w:r>
-    </w:p>
-    <w:p>
-      <w:pPr>
-        <w:pStyle w:val="BodyText"/>
-      </w:pPr>
-      <w:r>
-        <w:t xml:space="preserve">VOLKOV: Все. За полтора года. Дороже, чем я думал. Но подделок с моей наклейкой — ноль. Год. Это тоже вес.</w:t>
-      </w:r>
-    </w:p>
-    <w:p>
-      <w:pPr>
-        <w:pStyle w:val="BodyText"/>
-      </w:pPr>
-      <w:r>
-        <w:t xml:space="preserve">ALEKSEY: Я рад. Честно. Это лучшая новость про коды за год.</w:t>
-      </w:r>
-    </w:p>
-    <w:p>
-      <w:pPr>
-        <w:pStyle w:val="BodyText"/>
-      </w:pPr>
-      <w:r>
-        <w:t xml:space="preserve">VOLKOV: Не радуйтесь заранее, Воронцов. Пойдёмте. Обед — наверху. С видом на ворота.</w:t>
-      </w:r>
-    </w:p>
-    <w:p>
-      <w:pPr>
-        <w:pStyle w:val="BodyText"/>
-      </w:pPr>
-      <w:r>
-        <w:t xml:space="preserve">IRINA: Вид на ворота. Необычный выбор для ресторана.</w:t>
-      </w:r>
-    </w:p>
-    <w:p>
-      <w:pPr>
-        <w:pStyle w:val="BodyText"/>
-      </w:pPr>
-      <w:r>
-        <w:t xml:space="preserve">VOLKOV: Мне нравится смотреть, как уезжают машины. Каждая — деньги. Садитесь. Начну сразу. Без супа.</w:t>
-      </w:r>
-    </w:p>
-    <w:p>
-      <w:pPr>
-        <w:pStyle w:val="BodyText"/>
-      </w:pPr>
-      <w:r>
-        <w:t xml:space="preserve">ALEKSEY: Слушаю.</w:t>
-      </w:r>
-    </w:p>
-    <w:p>
-      <w:pPr>
-        <w:pStyle w:val="BodyText"/>
-      </w:pPr>
-      <w:r>
-        <w:t xml:space="preserve">VOLKOV: Четыре сети ушли от меня к вам за два месяца. Гордеева — первая. Я не обижаюсь, Воронцов. Обижаться — дорогое удовольствие. Я считаю. И вот что я насчитал: они ушли не к «Седжину». «Седжин» у меня тоже есть, через серых, к сожалению. Они ушли к «Ладоге». Значит, «Ладога» работает.</w:t>
-      </w:r>
-    </w:p>
-    <w:p>
-      <w:pPr>
-        <w:pStyle w:val="BodyText"/>
-      </w:pPr>
-      <w:r>
-        <w:t xml:space="preserve">IRINA: Работает. Пять тысяч в апреле, шесть в мае.</w:t>
-      </w:r>
-    </w:p>
-    <w:p>
-      <w:pPr>
-        <w:pStyle w:val="BodyText"/>
-      </w:pPr>
-      <w:r>
-        <w:t xml:space="preserve">VOLKOV: Шесть тысяч — это Москва, Питер, Казань, Екатеринбург. Четыре города. А в стране — восемьдесят пять регионов. Вы в четырёх, я в шестидесяти. В Омске врач хочет вашу «Ладогу» и не может купить. Он покупает серое. Или моё. Это тоже вред, если подумать. Только тихий.</w:t>
-      </w:r>
-    </w:p>
-    <w:p>
-      <w:pPr>
-        <w:pStyle w:val="BodyText"/>
-      </w:pPr>
-      <w:r>
-        <w:t xml:space="preserve">ALEKSEY: Мы растём медленно. Это решение.</w:t>
-      </w:r>
-    </w:p>
-    <w:p>
-      <w:pPr>
-        <w:pStyle w:val="BodyText"/>
-      </w:pPr>
-      <w:r>
-        <w:t xml:space="preserve">VOLKOV: Знаю. Ваше решение. Я его уважаю. Но давайте посчитаем вместе. Давайте дружить, Воронцов.</w:t>
-      </w:r>
-    </w:p>
-    <w:p>
-      <w:pPr>
-        <w:pStyle w:val="BodyText"/>
-      </w:pPr>
-      <w:r>
-        <w:t xml:space="preserve">ALEKSEY: Дружить — как?</w:t>
-      </w:r>
-    </w:p>
-    <w:p>
-      <w:pPr>
-        <w:pStyle w:val="BodyText"/>
-      </w:pPr>
-      <w:r>
-        <w:t xml:space="preserve">VOLKOV: Просто. «Ладога» — ваша. Бренд, обучение, линия, Лисицына с её процедурами — всё ваше. Я даю склады, машины, триста менеджеров и две тысячи клиник за Уралом и на Волге. Через год — не шесть тысяч в месяц. Тридцать.</w:t>
-      </w:r>
-    </w:p>
-    <w:p>
-      <w:pPr>
-        <w:pStyle w:val="BodyText"/>
-      </w:pPr>
-      <w:r>
-        <w:t xml:space="preserve">IRINA: Тридцать тысяч в месяц. Это пять раз больше. Условия?</w:t>
-      </w:r>
-    </w:p>
-    <w:p>
-      <w:pPr>
-        <w:pStyle w:val="BodyText"/>
-      </w:pPr>
-      <w:r>
-        <w:t xml:space="preserve">VOLKOV: Эксклюзив вне ваших четырёх городов. Пять лет. Цена для меня — минус двадцать два процента.</w:t>
-      </w:r>
-    </w:p>
-    <w:p>
-      <w:pPr>
-        <w:pStyle w:val="BodyText"/>
-      </w:pPr>
-      <w:r>
-        <w:t xml:space="preserve">IRINA: Двадцать два. Это почти вся наша маржа.</w:t>
-      </w:r>
-    </w:p>
-    <w:p>
-      <w:pPr>
-        <w:pStyle w:val="BodyText"/>
-      </w:pPr>
-      <w:r>
-        <w:t xml:space="preserve">VOLKOV: Почти. Но с объёма. Белова, вы считаете лучше меня, я читал вашу отчётность в газете. Посчитайте дома, спокойно. Тридцать тысяч на маленькую маржу — это больше, чем шесть тысяч на большую. Намного больше. Это не мнение, это арифметика. А с арифметикой не дружат. Ей подчиняются.</w:t>
-      </w:r>
-    </w:p>
-    <w:p>
-      <w:pPr>
-        <w:pStyle w:val="BodyText"/>
-      </w:pPr>
-      <w:r>
-        <w:t xml:space="preserve">ALEKSEY: Ваши триста менеджеров. Они работают на процент с продаж?</w:t>
-      </w:r>
-    </w:p>
-    <w:p>
-      <w:pPr>
-        <w:pStyle w:val="BodyText"/>
-      </w:pPr>
-      <w:r>
-        <w:t xml:space="preserve">VOLKOV: Конечно. Как у всех. Кроме вас.</w:t>
-      </w:r>
-    </w:p>
-    <w:p>
-      <w:pPr>
-        <w:pStyle w:val="BodyText"/>
-      </w:pPr>
-      <w:r>
-        <w:t xml:space="preserve">ALEKSEY: Тогда в декабре они будут закрывать план. А «Ладогу» колют только сертифицированные врачи.</w:t>
-      </w:r>
-    </w:p>
-    <w:p>
-      <w:pPr>
-        <w:pStyle w:val="BodyText"/>
-      </w:pPr>
-      <w:r>
-        <w:t xml:space="preserve">VOLKOV: Пусть ваша Корнилова сертифицирует. Я оплачу. Хоть тысячу врачей.</w:t>
-      </w:r>
-    </w:p>
-    <w:p>
-      <w:pPr>
-        <w:pStyle w:val="BodyText"/>
-      </w:pPr>
-      <w:r>
-        <w:t xml:space="preserve">ALEKSEY: Корнилова не продаётся. Даже за тысячу врачей.</w:t>
-      </w:r>
-    </w:p>
-    <w:p>
-      <w:pPr>
-        <w:pStyle w:val="BodyText"/>
-      </w:pPr>
-      <w:r>
-        <w:t xml:space="preserve">VOLKOV: Все продаются, Воронцов. Просто не все — за деньги.</w:t>
-      </w:r>
-    </w:p>
-    <w:p>
-      <w:pPr>
-        <w:pStyle w:val="BodyText"/>
-      </w:pPr>
-      <w:r>
-        <w:t xml:space="preserve">IRINA: Сергей Павлович, это всё? Больше условий нет?</w:t>
-      </w:r>
-    </w:p>
-    <w:p>
-      <w:pPr>
-        <w:pStyle w:val="BodyText"/>
-      </w:pPr>
-      <w:r>
-        <w:t xml:space="preserve">VOLKOV: Одно. Маленькое. Право первой руки. Если кто-то из учредителей «Моста» решит продать свою долю — сначала предложит мне.</w:t>
-      </w:r>
-    </w:p>
-    <w:p>
-      <w:pPr>
-        <w:pStyle w:val="BodyText"/>
-      </w:pPr>
-      <w:r>
-        <w:t xml:space="preserve">ALEKSEY: Право первой руки. При чём здесь дистрибуция?</w:t>
-      </w:r>
-    </w:p>
-    <w:p>
-      <w:pPr>
-        <w:pStyle w:val="BodyText"/>
-      </w:pPr>
-      <w:r>
-        <w:t xml:space="preserve">VOLKOV: Ни при чём. Поэтому и маленькое. Я друг. Друзья не хотят, чтобы доля друга досталась чужим.</w:t>
-      </w:r>
-    </w:p>
-    <w:p>
-      <w:pPr>
-        <w:pStyle w:val="BodyText"/>
-      </w:pPr>
-      <w:r>
-        <w:t xml:space="preserve">IRINA: Это не маленькое условие, Сергей Павлович. Это главное.</w:t>
-      </w:r>
-    </w:p>
-    <w:p>
-      <w:pPr>
-        <w:pStyle w:val="BodyText"/>
-      </w:pPr>
-      <w:r>
-        <w:t xml:space="preserve">VOLKOV: Главное — суп. Остывает. Ешьте. Ответ не нужен сегодня. Через неделю.</w:t>
-      </w:r>
-    </w:p>
-    <w:p>
-      <w:pPr>
-        <w:pStyle w:val="BodyText"/>
-      </w:pPr>
-      <w:r>
-        <w:t xml:space="preserve">ALEKSEY: Через неделю я приеду с ответом. Или вы — к нам.</w:t>
-      </w:r>
-    </w:p>
-    <w:p>
-      <w:pPr>
-        <w:pStyle w:val="BodyText"/>
-      </w:pPr>
-      <w:r>
-        <w:t xml:space="preserve">VOLKOV: Лучше я. Хочу посмотреть на вашу картонку. Вблизи. Говорят, висит криво.</w:t>
+        <w:t xml:space="preserve">VOLKOV: Воронцов, Белова, вы вовремя. Пойдёмте сначала по складу, обед подождёт.</w:t>
+      </w:r>
+    </w:p>
+    <w:p>
+      <w:pPr>
+        <w:pStyle w:val="BodyText"/>
+      </w:pPr>
+      <w:r>
+        <w:t xml:space="preserve">ALEKSEY: Добрый день, Сергей Павлович. Большой у вас склад, впечатляет.</w:t>
+      </w:r>
+    </w:p>
+    <w:p>
+      <w:pPr>
+        <w:pStyle w:val="BodyText"/>
+      </w:pPr>
+      <w:r>
+        <w:t xml:space="preserve">VOLKOV: Двенадцать тысяч метров. У меня сорок складов по стране, и этот главный. Посмотрите на ворота: на каждых сканер, ваш формат кодов, который вы отдали бесплатно. Каждая коробка проходит четыре раза: приёмка, полка, сборка, отгрузка. Никто не проходит мимо, даже я.</w:t>
+      </w:r>
+    </w:p>
+    <w:p>
+      <w:pPr>
+        <w:pStyle w:val="BodyText"/>
+      </w:pPr>
+      <w:r>
+        <w:t xml:space="preserve">IRINA: Четыре раза, как у нас. И вы поменяли все сорок складов?</w:t>
+      </w:r>
+    </w:p>
+    <w:p>
+      <w:pPr>
+        <w:pStyle w:val="BodyText"/>
+      </w:pPr>
+      <w:r>
+        <w:t xml:space="preserve">VOLKOV: Все, за полтора года, и это было дороже, чем я думал. Но подделок с моей наклейкой уже год — ноль. Это тоже вес.</w:t>
+      </w:r>
+    </w:p>
+    <w:p>
+      <w:pPr>
+        <w:pStyle w:val="BodyText"/>
+      </w:pPr>
+      <w:r>
+        <w:t xml:space="preserve">ALEKSEY: Я рад, честно. Это лучшая новость про коды за весь год.</w:t>
+      </w:r>
+    </w:p>
+    <w:p>
+      <w:pPr>
+        <w:pStyle w:val="BodyText"/>
+      </w:pPr>
+      <w:r>
+        <w:t xml:space="preserve">VOLKOV: Не радуйтесь заранее, Воронцов. Пойдёмте, обед наверху, с видом на ворота.</w:t>
+      </w:r>
+    </w:p>
+    <w:p>
+      <w:pPr>
+        <w:pStyle w:val="BodyText"/>
+      </w:pPr>
+      <w:r>
+        <w:t xml:space="preserve">IRINA: Вид на ворота? Необычный выбор для обеда, надо сказать.</w:t>
+      </w:r>
+    </w:p>
+    <w:p>
+      <w:pPr>
+        <w:pStyle w:val="BodyText"/>
+      </w:pPr>
+      <w:r>
+        <w:t xml:space="preserve">VOLKOV: Мне нравится смотреть, как уезжают машины, потому что каждая — это деньги. Садитесь, я начну сразу, без супа.</w:t>
+      </w:r>
+    </w:p>
+    <w:p>
+      <w:pPr>
+        <w:pStyle w:val="BodyText"/>
+      </w:pPr>
+      <w:r>
+        <w:t xml:space="preserve">ALEKSEY: Слушаю вас внимательно, Сергей Павлович.</w:t>
+      </w:r>
+    </w:p>
+    <w:p>
+      <w:pPr>
+        <w:pStyle w:val="BodyText"/>
+      </w:pPr>
+      <w:r>
+        <w:t xml:space="preserve">VOLKOV: За два месяца от меня к вам ушли четыре сети, Гордеева первой. Я не обижаюсь, Воронцов: обижаться — дорогое удовольствие. Я считаю. И вот что я насчитал: они ушли не к «Седжину», потому что «Седжин» у меня тоже есть, через серых, к сожалению. Они ушли к «Ладоге». Значит, «Ладога» работает.</w:t>
+      </w:r>
+    </w:p>
+    <w:p>
+      <w:pPr>
+        <w:pStyle w:val="BodyText"/>
+      </w:pPr>
+      <w:r>
+        <w:t xml:space="preserve">IRINA: Работает: пять тысяч шприцев в апреле и шесть в мае.</w:t>
+      </w:r>
+    </w:p>
+    <w:p>
+      <w:pPr>
+        <w:pStyle w:val="BodyText"/>
+      </w:pPr>
+      <w:r>
+        <w:t xml:space="preserve">VOLKOV: Шесть тысяч — это Москва, Питер, Казань и Екатеринбург, четыре города, а в стране восемьдесят пять регионов. Вы в четырёх, я в шестидесяти. В Омске врач хочет вашу «Ладогу» и не может её купить, поэтому покупает серое или моё. Это ведь тоже вред, если подумать, только тихий.</w:t>
+      </w:r>
+    </w:p>
+    <w:p>
+      <w:pPr>
+        <w:pStyle w:val="BodyText"/>
+      </w:pPr>
+      <w:r>
+        <w:t xml:space="preserve">ALEKSEY: Мы растём медленно, и это наше решение.</w:t>
+      </w:r>
+    </w:p>
+    <w:p>
+      <w:pPr>
+        <w:pStyle w:val="BodyText"/>
+      </w:pPr>
+      <w:r>
+        <w:t xml:space="preserve">VOLKOV: Знаю, это ваше решение, и я его уважаю. Но давайте посчитаем вместе. Давайте дружить, Воронцов.</w:t>
+      </w:r>
+    </w:p>
+    <w:p>
+      <w:pPr>
+        <w:pStyle w:val="BodyText"/>
+      </w:pPr>
+      <w:r>
+        <w:t xml:space="preserve">ALEKSEY: Дружить — это как? Объясните, что вы имеете в виду.</w:t>
+      </w:r>
+    </w:p>
+    <w:p>
+      <w:pPr>
+        <w:pStyle w:val="BodyText"/>
+      </w:pPr>
+      <w:r>
+        <w:t xml:space="preserve">VOLKOV: Просто. «Ладога» ваша: бренд, обучение, линия, Лисицына с её процедурами — всё ваше. А я даю склады, машины, триста менеджеров и две тысячи клиник за Уралом и на Волге. Через год будет не шесть тысяч в месяц, а тридцать.</w:t>
+      </w:r>
+    </w:p>
+    <w:p>
+      <w:pPr>
+        <w:pStyle w:val="BodyText"/>
+      </w:pPr>
+      <w:r>
+        <w:t xml:space="preserve">IRINA: Тридцать тысяч в месяц — это в пять раз больше. А какие условия?</w:t>
+      </w:r>
+    </w:p>
+    <w:p>
+      <w:pPr>
+        <w:pStyle w:val="BodyText"/>
+      </w:pPr>
+      <w:r>
+        <w:t xml:space="preserve">VOLKOV: Эксклюзив вне ваших четырёх городов на пять лет, а цена для меня — минус двадцать два процента.</w:t>
+      </w:r>
+    </w:p>
+    <w:p>
+      <w:pPr>
+        <w:pStyle w:val="BodyText"/>
+      </w:pPr>
+      <w:r>
+        <w:t xml:space="preserve">IRINA: Двадцать два процента — это почти вся наша маржа.</w:t>
+      </w:r>
+    </w:p>
+    <w:p>
+      <w:pPr>
+        <w:pStyle w:val="BodyText"/>
+      </w:pPr>
+      <w:r>
+        <w:t xml:space="preserve">VOLKOV: Почти, но с объёма. Белова, вы считаете лучше меня, я читал вашу отчётность в газете, так что посчитайте дома, спокойно. Тридцать тысяч на маленькую маржу — это больше, чем шесть тысяч на большую, намного больше. Это не мнение, а арифметика. А с арифметикой не дружат. Ей подчиняются.</w:t>
+      </w:r>
+    </w:p>
+    <w:p>
+      <w:pPr>
+        <w:pStyle w:val="BodyText"/>
+      </w:pPr>
+      <w:r>
+        <w:t xml:space="preserve">ALEKSEY: А ваши триста менеджеров работают на процент с продаж?</w:t>
+      </w:r>
+    </w:p>
+    <w:p>
+      <w:pPr>
+        <w:pStyle w:val="BodyText"/>
+      </w:pPr>
+      <w:r>
+        <w:t xml:space="preserve">VOLKOV: Конечно, как у всех. Кроме вас, разумеется.</w:t>
+      </w:r>
+    </w:p>
+    <w:p>
+      <w:pPr>
+        <w:pStyle w:val="BodyText"/>
+      </w:pPr>
+      <w:r>
+        <w:t xml:space="preserve">ALEKSEY: Тогда в декабре они будут закрывать план, а «Ладогу» колют только сертифицированные врачи.</w:t>
+      </w:r>
+    </w:p>
+    <w:p>
+      <w:pPr>
+        <w:pStyle w:val="BodyText"/>
+      </w:pPr>
+      <w:r>
+        <w:t xml:space="preserve">VOLKOV: Пусть ваша Корнилова сертифицирует, а я оплачу, хоть тысячу врачей.</w:t>
+      </w:r>
+    </w:p>
+    <w:p>
+      <w:pPr>
+        <w:pStyle w:val="BodyText"/>
+      </w:pPr>
+      <w:r>
+        <w:t xml:space="preserve">ALEKSEY: Корнилова не продаётся, даже за тысячу врачей.</w:t>
+      </w:r>
+    </w:p>
+    <w:p>
+      <w:pPr>
+        <w:pStyle w:val="BodyText"/>
+      </w:pPr>
+      <w:r>
+        <w:t xml:space="preserve">VOLKOV: Все продаются, Воронцов, просто не все за деньги.</w:t>
+      </w:r>
+    </w:p>
+    <w:p>
+      <w:pPr>
+        <w:pStyle w:val="BodyText"/>
+      </w:pPr>
+      <w:r>
+        <w:t xml:space="preserve">IRINA: Сергей Павлович, это всё? Больше условий у вас нет?</w:t>
+      </w:r>
+    </w:p>
+    <w:p>
+      <w:pPr>
+        <w:pStyle w:val="BodyText"/>
+      </w:pPr>
+      <w:r>
+        <w:t xml:space="preserve">VOLKOV: Есть одно, маленькое: право первой руки. Если кто-то из учредителей «Моста» решит продать свою долю, он сначала предложит её мне.</w:t>
+      </w:r>
+    </w:p>
+    <w:p>
+      <w:pPr>
+        <w:pStyle w:val="BodyText"/>
+      </w:pPr>
+      <w:r>
+        <w:t xml:space="preserve">ALEKSEY: Право первой руки? А при чём здесь дистрибуция?</w:t>
+      </w:r>
+    </w:p>
+    <w:p>
+      <w:pPr>
+        <w:pStyle w:val="BodyText"/>
+      </w:pPr>
+      <w:r>
+        <w:t xml:space="preserve">VOLKOV: Ни при чём, поэтому оно и маленькое. Я друг, а друзья не хотят, чтобы доля друга досталась чужим.</w:t>
+      </w:r>
+    </w:p>
+    <w:p>
+      <w:pPr>
+        <w:pStyle w:val="BodyText"/>
+      </w:pPr>
+      <w:r>
+        <w:t xml:space="preserve">IRINA: Это не маленькое условие, Сергей Павлович. Это главное условие.</w:t>
+      </w:r>
+    </w:p>
+    <w:p>
+      <w:pPr>
+        <w:pStyle w:val="BodyText"/>
+      </w:pPr>
+      <w:r>
+        <w:t xml:space="preserve">VOLKOV: Главное сейчас — суп, он остывает, ешьте. Ответ мне не нужен сегодня, дайте его через неделю.</w:t>
+      </w:r>
+    </w:p>
+    <w:p>
+      <w:pPr>
+        <w:pStyle w:val="BodyText"/>
+      </w:pPr>
+      <w:r>
+        <w:t xml:space="preserve">ALEKSEY: Через неделю я приеду к вам с ответом, или вы приедете к нам.</w:t>
+      </w:r>
+    </w:p>
+    <w:p>
+      <w:pPr>
+        <w:pStyle w:val="BodyText"/>
+      </w:pPr>
+      <w:r>
+        <w:t xml:space="preserve">VOLKOV: Лучше я к вам. Хочу посмотреть на вашу картонку вблизи. Говорят, она висит криво.</w:t>
       </w:r>
     </w:p>
     <w:bookmarkEnd w:id="22"/>
@@ -2253,87 +2253,87 @@
         <w:pStyle w:val="FirstParagraph"/>
       </w:pPr>
       <w:r>
-        <w:t xml:space="preserve">IRINA: Цифры. Тридцать тысяч в месяц минус двадцать два процента. Выручка по «Ладоге» — почти вчетверо. Прибыль — в полтора. Красиво.</w:t>
-      </w:r>
-    </w:p>
-    <w:p>
-      <w:pPr>
-        <w:pStyle w:val="BodyText"/>
-      </w:pPr>
-      <w:r>
-        <w:t xml:space="preserve">OLGA: Красиво. А право первой руки?</w:t>
-      </w:r>
-    </w:p>
-    <w:p>
-      <w:pPr>
-        <w:pStyle w:val="BodyText"/>
-      </w:pPr>
-      <w:r>
-        <w:t xml:space="preserve">IRINA: Право первой руки — это не цифра. Это очередь. Он встаёт первым в очередь на нашу компанию.</w:t>
-      </w:r>
-    </w:p>
-    <w:p>
-      <w:pPr>
-        <w:pStyle w:val="BodyText"/>
-      </w:pPr>
-      <w:r>
-        <w:t xml:space="preserve">OLGA: Именно. Он покупает не дистрибуцию. Он покупает место у двери. Дистрибуция — это подарок к месту.</w:t>
-      </w:r>
-    </w:p>
-    <w:p>
-      <w:pPr>
-        <w:pStyle w:val="BodyText"/>
-      </w:pPr>
-      <w:r>
-        <w:t xml:space="preserve">KIRILL: Но он же сказал: «если кто-то решит продать». Никто не решит.</w:t>
-      </w:r>
-    </w:p>
-    <w:p>
-      <w:pPr>
-        <w:pStyle w:val="BodyText"/>
-      </w:pPr>
-      <w:r>
-        <w:t xml:space="preserve">OLGA: Кирилл, через пять лет у Бориса Игоревича право выхода. Записано в договоре. А Москва маленькая.</w:t>
-      </w:r>
-    </w:p>
-    <w:p>
-      <w:pPr>
-        <w:pStyle w:val="BodyText"/>
-      </w:pPr>
-      <w:r>
-        <w:t xml:space="preserve">RITA: Можно про качество? Пока все про деньги.</w:t>
-      </w:r>
-    </w:p>
-    <w:p>
-      <w:pPr>
-        <w:pStyle w:val="BodyText"/>
-      </w:pPr>
-      <w:r>
-        <w:t xml:space="preserve">ALEKSEY: Нужно, Рита. Говорите.</w:t>
-      </w:r>
-    </w:p>
-    <w:p>
-      <w:pPr>
-        <w:pStyle w:val="BodyText"/>
-      </w:pPr>
-      <w:r>
-        <w:t xml:space="preserve">RITA: Шестьдесят регионов. Триста менеджеров на проценте. Моя программа «После укола» — ночной выезд в каждом городе. Сейчас у меня четыре города, и в одном уже не сработало. В шестидесяти — не сработает каждую ночь. Я не подпишу.</w:t>
-      </w:r>
-    </w:p>
-    <w:p>
-      <w:pPr>
-        <w:pStyle w:val="BodyText"/>
-      </w:pPr>
-      <w:r>
-        <w:t xml:space="preserve">ALEKSEY: Даже если он оплатит дежурных?</w:t>
-      </w:r>
-    </w:p>
-    <w:p>
-      <w:pPr>
-        <w:pStyle w:val="BodyText"/>
-      </w:pPr>
-      <w:r>
-        <w:t xml:space="preserve">RITA: Деньги — не врачи. Врачей надо найти, проверить, обучить. Год на каждый регион. Минимум.</w:t>
+        <w:t xml:space="preserve">IRINA: Вот цифры: тридцать тысяч в месяц минус двадцать два процента. Выручка по «Ладоге» вырастет почти вчетверо, а прибыль — в полтора раза. Красиво.</w:t>
+      </w:r>
+    </w:p>
+    <w:p>
+      <w:pPr>
+        <w:pStyle w:val="BodyText"/>
+      </w:pPr>
+      <w:r>
+        <w:t xml:space="preserve">OLGA: Красиво. А что с правом первой руки?</w:t>
+      </w:r>
+    </w:p>
+    <w:p>
+      <w:pPr>
+        <w:pStyle w:val="BodyText"/>
+      </w:pPr>
+      <w:r>
+        <w:t xml:space="preserve">IRINA: Право первой руки — это не цифра, а очередь. Он встаёт первым в очередь на нашу компанию.</w:t>
+      </w:r>
+    </w:p>
+    <w:p>
+      <w:pPr>
+        <w:pStyle w:val="BodyText"/>
+      </w:pPr>
+      <w:r>
+        <w:t xml:space="preserve">OLGA: Именно. Он покупает не дистрибуцию. Он покупает место у двери, а дистрибуция — это просто подарок к этому месту.</w:t>
+      </w:r>
+    </w:p>
+    <w:p>
+      <w:pPr>
+        <w:pStyle w:val="BodyText"/>
+      </w:pPr>
+      <w:r>
+        <w:t xml:space="preserve">KIRILL: Но он же сказал «если кто-то решит продать», а никто ведь не решит.</w:t>
+      </w:r>
+    </w:p>
+    <w:p>
+      <w:pPr>
+        <w:pStyle w:val="BodyText"/>
+      </w:pPr>
+      <w:r>
+        <w:t xml:space="preserve">OLGA: Кирилл, через пять лет у Бориса Игоревича будет право выхода, это записано в договоре. А Москва маленькая.</w:t>
+      </w:r>
+    </w:p>
+    <w:p>
+      <w:pPr>
+        <w:pStyle w:val="BodyText"/>
+      </w:pPr>
+      <w:r>
+        <w:t xml:space="preserve">RITA: Можно я скажу про качество, пока все говорят только про деньги?</w:t>
+      </w:r>
+    </w:p>
+    <w:p>
+      <w:pPr>
+        <w:pStyle w:val="BodyText"/>
+      </w:pPr>
+      <w:r>
+        <w:t xml:space="preserve">ALEKSEY: Нужно, Рита, говорите. Без вас мы бы об этом забыли.</w:t>
+      </w:r>
+    </w:p>
+    <w:p>
+      <w:pPr>
+        <w:pStyle w:val="BodyText"/>
+      </w:pPr>
+      <w:r>
+        <w:t xml:space="preserve">RITA: Шестьдесят регионов и триста менеджеров на проценте, а моя программа «После укола» — это ночной выезд в каждом городе. Сейчас у меня четыре города, и в одном уже не сработало. В шестидесяти не сработает каждую ночь, поэтому я не подпишу.</w:t>
+      </w:r>
+    </w:p>
+    <w:p>
+      <w:pPr>
+        <w:pStyle w:val="BodyText"/>
+      </w:pPr>
+      <w:r>
+        <w:t xml:space="preserve">ALEKSEY: Даже если он оплатит дежурных врачей во всех регионах?</w:t>
+      </w:r>
+    </w:p>
+    <w:p>
+      <w:pPr>
+        <w:pStyle w:val="BodyText"/>
+      </w:pPr>
+      <w:r>
+        <w:t xml:space="preserve">RITA: Деньги — это не врачи. Врачей надо найти, проверить и обучить, и на каждый регион уйдёт минимум год.</w:t>
       </w:r>
     </w:p>
     <w:p>
@@ -2349,71 +2349,71 @@
         <w:pStyle w:val="BodyText"/>
       </w:pPr>
       <w:r>
-        <w:t xml:space="preserve">OLGA: Звонит Борис Игоревич. Ставлю на громкую. Борис Игоревич, вы на громкой.</w:t>
-      </w:r>
-    </w:p>
-    <w:p>
-      <w:pPr>
-        <w:pStyle w:val="BodyText"/>
-      </w:pPr>
-      <w:r>
-        <w:t xml:space="preserve">BORIS: Алексей. Волков вам предлагал право первой руки?</w:t>
-      </w:r>
-    </w:p>
-    <w:p>
-      <w:pPr>
-        <w:pStyle w:val="BodyText"/>
-      </w:pPr>
-      <w:r>
-        <w:t xml:space="preserve">ALEKSEY: Предлагал. Сегодня. Как вы узнали?</w:t>
-      </w:r>
-    </w:p>
-    <w:p>
-      <w:pPr>
-        <w:pStyle w:val="BodyText"/>
-      </w:pPr>
-      <w:r>
-        <w:t xml:space="preserve">BORIS: Он спрашивал меня. Месяц назад, в бане. Между первым и вторым паром. Сколько будет стоить моя доля через пять лет и кому я её отдам. Я сказал: «Спроси у парня. Если я выйду — выйду к нему. Не к тебе». Он засмеялся. Он всегда смеётся, когда записывает.</w:t>
-      </w:r>
-    </w:p>
-    <w:p>
-      <w:pPr>
-        <w:pStyle w:val="BodyText"/>
-      </w:pPr>
-      <w:r>
-        <w:t xml:space="preserve">ALEKSEY: Спасибо, Борис Игоревич. Это важно.</w:t>
-      </w:r>
-    </w:p>
-    <w:p>
-      <w:pPr>
-        <w:pStyle w:val="BodyText"/>
-      </w:pPr>
-      <w:r>
-        <w:t xml:space="preserve">BORIS: Не за что. Я не продаю долю. Пока. Но слово «пока» Волков слышит лучше всех в Москве. Он двадцать лет покупает компании. Сначала дружит, потом покупает. Это не подлость. Это его профессия. Как ваша профессия — гель. Не обижайтесь на него. Но и дверь не держите открытой.</w:t>
-      </w:r>
-    </w:p>
-    <w:p>
-      <w:pPr>
-        <w:pStyle w:val="BodyText"/>
-      </w:pPr>
-      <w:r>
-        <w:t xml:space="preserve">OLGA: Борис Игоревич, вы бы продали ему?</w:t>
-      </w:r>
-    </w:p>
-    <w:p>
-      <w:pPr>
-        <w:pStyle w:val="BodyText"/>
-      </w:pPr>
-      <w:r>
-        <w:t xml:space="preserve">BORIS: Ольга Петровна, мне шестьдесят девять. Тем, кто зовёт в баню чаще, чем на юбилей, я не продаю.</w:t>
-      </w:r>
-    </w:p>
-    <w:p>
-      <w:pPr>
-        <w:pStyle w:val="BodyText"/>
-      </w:pPr>
-      <w:r>
-        <w:t xml:space="preserve">IRINA: Значит, ответ — «нет»?</w:t>
+        <w:t xml:space="preserve">OLGA: Звонит Борис Игоревич, ставлю на громкую. Борис Игоревич, вы на громкой связи.</w:t>
+      </w:r>
+    </w:p>
+    <w:p>
+      <w:pPr>
+        <w:pStyle w:val="BodyText"/>
+      </w:pPr>
+      <w:r>
+        <w:t xml:space="preserve">BORIS: Алексей, Волков предлагал вам право первой руки, да?</w:t>
+      </w:r>
+    </w:p>
+    <w:p>
+      <w:pPr>
+        <w:pStyle w:val="BodyText"/>
+      </w:pPr>
+      <w:r>
+        <w:t xml:space="preserve">ALEKSEY: Предлагал, сегодня. А как вы узнали, Борис Игоревич?</w:t>
+      </w:r>
+    </w:p>
+    <w:p>
+      <w:pPr>
+        <w:pStyle w:val="BodyText"/>
+      </w:pPr>
+      <w:r>
+        <w:t xml:space="preserve">BORIS: Он спрашивал меня месяц назад, в бане, между первым и вторым паром: сколько будет стоить моя доля через пять лет и кому я её отдам. Я сказал: «Спроси у парня. Если я выйду, то выйду к нему, а не к тебе». Он засмеялся. Он всегда смеётся, когда записывает.</w:t>
+      </w:r>
+    </w:p>
+    <w:p>
+      <w:pPr>
+        <w:pStyle w:val="BodyText"/>
+      </w:pPr>
+      <w:r>
+        <w:t xml:space="preserve">ALEKSEY: Спасибо, Борис Игоревич, это очень важно для нас.</w:t>
+      </w:r>
+    </w:p>
+    <w:p>
+      <w:pPr>
+        <w:pStyle w:val="BodyText"/>
+      </w:pPr>
+      <w:r>
+        <w:t xml:space="preserve">BORIS: Не за что. Я не продаю долю, пока. Но слово «пока» Волков слышит лучше всех в Москве: он двадцать лет покупает компании, сначала дружит, а потом покупает. Это не подлость, это его профессия, как ваша профессия — гель. Не обижайтесь на него, но и дверь не держите открытой.</w:t>
+      </w:r>
+    </w:p>
+    <w:p>
+      <w:pPr>
+        <w:pStyle w:val="BodyText"/>
+      </w:pPr>
+      <w:r>
+        <w:t xml:space="preserve">OLGA: Борис Игоревич, а вы бы продали ему свою долю?</w:t>
+      </w:r>
+    </w:p>
+    <w:p>
+      <w:pPr>
+        <w:pStyle w:val="BodyText"/>
+      </w:pPr>
+      <w:r>
+        <w:t xml:space="preserve">BORIS: Ольга Петровна, мне шестьдесят девять, и тем, кто зовёт в баню чаще, чем на юбилей, я не продаю.</w:t>
+      </w:r>
+    </w:p>
+    <w:p>
+      <w:pPr>
+        <w:pStyle w:val="BodyText"/>
+      </w:pPr>
+      <w:r>
+        <w:t xml:space="preserve">IRINA: Значит, наш ответ — «нет»? Я правильно понимаю?</w:t>
       </w:r>
     </w:p>
     <w:p>
@@ -2429,39 +2429,39 @@
         <w:pStyle w:val="BodyText"/>
       </w:pPr>
       <w:r>
-        <w:t xml:space="preserve">OLGA: Какой?</w:t>
-      </w:r>
-    </w:p>
-    <w:p>
-      <w:pPr>
-        <w:pStyle w:val="BodyText"/>
-      </w:pPr>
-      <w:r>
-        <w:t xml:space="preserve">ALEKSEY: Что ему можно дать без двери? Склады. Машины. Холодильники. Журнал температуры у него, кстати, лучше нашего.</w:t>
-      </w:r>
-    </w:p>
-    <w:p>
-      <w:pPr>
-        <w:pStyle w:val="BodyText"/>
-      </w:pPr>
-      <w:r>
-        <w:t xml:space="preserve">RITA: Хранение и доставка — да. Если по нашим процедурам. Продажа врачам — нет.</w:t>
-      </w:r>
-    </w:p>
-    <w:p>
-      <w:pPr>
-        <w:pStyle w:val="BodyText"/>
-      </w:pPr>
-      <w:r>
-        <w:t xml:space="preserve">IRINA: Это другой договор. Логистика за фиксированную плату. Не эксклюзив. Не процент.</w:t>
-      </w:r>
-    </w:p>
-    <w:p>
-      <w:pPr>
-        <w:pStyle w:val="BodyText"/>
-      </w:pPr>
-      <w:r>
-        <w:t xml:space="preserve">DIMA: А Гордеева? Она спросит, почему «Ладога» едет на машине Волкова.</w:t>
+        <w:t xml:space="preserve">OLGA: И какой же это вопрос? Сформулируй его.</w:t>
+      </w:r>
+    </w:p>
+    <w:p>
+      <w:pPr>
+        <w:pStyle w:val="BodyText"/>
+      </w:pPr>
+      <w:r>
+        <w:t xml:space="preserve">ALEKSEY: Что ему можно дать без двери? Склады, машины, холодильники. Журнал температуры у него, кстати, лучше нашего.</w:t>
+      </w:r>
+    </w:p>
+    <w:p>
+      <w:pPr>
+        <w:pStyle w:val="BodyText"/>
+      </w:pPr>
+      <w:r>
+        <w:t xml:space="preserve">RITA: Хранение и доставку — да, если по нашим процедурам. А продажу врачам — нет.</w:t>
+      </w:r>
+    </w:p>
+    <w:p>
+      <w:pPr>
+        <w:pStyle w:val="BodyText"/>
+      </w:pPr>
+      <w:r>
+        <w:t xml:space="preserve">IRINA: Это другой договор: логистика за фиксированную плату, без эксклюзива и без процента.</w:t>
+      </w:r>
+    </w:p>
+    <w:p>
+      <w:pPr>
+        <w:pStyle w:val="BodyText"/>
+      </w:pPr>
+      <w:r>
+        <w:t xml:space="preserve">DIMA: А Гордеева? Она обязательно спросит, почему «Ладога» едет на машине Волкова.</w:t>
       </w:r>
     </w:p>
     <w:p>
@@ -2477,15 +2477,15 @@
         <w:pStyle w:val="BodyText"/>
       </w:pPr>
       <w:r>
-        <w:t xml:space="preserve">OLGA: И ни слова про доли. Ни в договоре, ни за супом.</w:t>
-      </w:r>
-    </w:p>
-    <w:p>
-      <w:pPr>
-        <w:pStyle w:val="BodyText"/>
-      </w:pPr>
-      <w:r>
-        <w:t xml:space="preserve">ALEKSEY: Ни слова. Готовь проект, Оля. Пусть будет скучным. Самым скучным договором года.</w:t>
+        <w:t xml:space="preserve">OLGA: И ни слова про доли, ни в договоре, ни за супом.</w:t>
+      </w:r>
+    </w:p>
+    <w:p>
+      <w:pPr>
+        <w:pStyle w:val="BodyText"/>
+      </w:pPr>
+      <w:r>
+        <w:t xml:space="preserve">ALEKSEY: Ни слова. Готовь проект, Оля, и пусть он будет скучным, самым скучным договором года.</w:t>
       </w:r>
     </w:p>
     <w:bookmarkEnd w:id="23"/>
@@ -2503,63 +2503,63 @@
         <w:pStyle w:val="FirstParagraph"/>
       </w:pPr>
       <w:r>
-        <w:t xml:space="preserve">VOLKOV: Вот она. Картонка. Действительно криво. Бумага старая. Почерк — женский.</w:t>
-      </w:r>
-    </w:p>
-    <w:p>
-      <w:pPr>
-        <w:pStyle w:val="BodyText"/>
-      </w:pPr>
-      <w:r>
-        <w:t xml:space="preserve">ALEKSEY: Бабушкин. Восьмидесятый год. Фельдшерский пункт в Сосновке, над дверью.</w:t>
-      </w:r>
-    </w:p>
-    <w:p>
-      <w:pPr>
-        <w:pStyle w:val="BodyText"/>
-      </w:pPr>
-      <w:r>
-        <w:t xml:space="preserve">VOLKOV: Восьмидесятый. Старше моего первого склада. Говорите, Воронцов. По лицу вижу: «нет».</w:t>
-      </w:r>
-    </w:p>
-    <w:p>
-      <w:pPr>
-        <w:pStyle w:val="BodyText"/>
-      </w:pPr>
-      <w:r>
-        <w:t xml:space="preserve">ALEKSEY: Не совсем «нет». Сначала три вещи, которых не будет. Эксклюзива не будет. Дистрибуции на проценте не будет. Права первой руки не будет — ни сейчас, ни в другом договоре, ни на словах за супом. А потом — то, что будет. Ирина расскажет. Она считала всю неделю.</w:t>
-      </w:r>
-    </w:p>
-    <w:p>
-      <w:pPr>
-        <w:pStyle w:val="BodyText"/>
-      </w:pPr>
-      <w:r>
-        <w:t xml:space="preserve">VOLKOV: Три «не будет». Тогда что будет?</w:t>
-      </w:r>
-    </w:p>
-    <w:p>
-      <w:pPr>
-        <w:pStyle w:val="BodyText"/>
-      </w:pPr>
-      <w:r>
-        <w:t xml:space="preserve">IRINA: Логистика. Ваши склады в Новосибирске, Самаре и Краснодаре. Хранение и доставка «Ладоги» по процедурам Лисицыной: температура, коды, журнал. Фиксированная плата за коробку, а не процент. Продажи врачам — только наши, только сертифицированным. Три города в первый год. Потом посмотрим вместе.</w:t>
-      </w:r>
-    </w:p>
-    <w:p>
-      <w:pPr>
-        <w:pStyle w:val="BodyText"/>
-      </w:pPr>
-      <w:r>
-        <w:t xml:space="preserve">VOLKOV: Вы предлагаете мне быть складом. Мне. Складом.</w:t>
-      </w:r>
-    </w:p>
-    <w:p>
-      <w:pPr>
-        <w:pStyle w:val="BodyText"/>
-      </w:pPr>
-      <w:r>
-        <w:t xml:space="preserve">ALEKSEY: Лучшим складом в стране. С вашим журналом и вашими сканерами — вы их сами поставили, на свои деньги, раньше закона. Я сегодня не нашёл бы склада лучше вашего. Поэтому я и пришёл к вам, Сергей Павлович. А не к тем, кто дешевле.</w:t>
+        <w:t xml:space="preserve">VOLKOV: Вот она, картонка. Действительно висит криво. Бумага старая, а почерк женский.</w:t>
+      </w:r>
+    </w:p>
+    <w:p>
+      <w:pPr>
+        <w:pStyle w:val="BodyText"/>
+      </w:pPr>
+      <w:r>
+        <w:t xml:space="preserve">ALEKSEY: Бабушкин, восьмидесятый год. Она висела над дверью фельдшерского пункта в Сосновке.</w:t>
+      </w:r>
+    </w:p>
+    <w:p>
+      <w:pPr>
+        <w:pStyle w:val="BodyText"/>
+      </w:pPr>
+      <w:r>
+        <w:t xml:space="preserve">VOLKOV: Восьмидесятый — это старше моего первого склада. Говорите, Воронцов, я по лицу вижу, что «нет».</w:t>
+      </w:r>
+    </w:p>
+    <w:p>
+      <w:pPr>
+        <w:pStyle w:val="BodyText"/>
+      </w:pPr>
+      <w:r>
+        <w:t xml:space="preserve">ALEKSEY: Не совсем «нет». Сначала три вещи, которых не будет. Эксклюзива не будет. Дистрибуции на проценте не будет. Права первой руки не будет — ни сейчас, ни в другом договоре, ни на словах за супом. А потом — то, что будет, и об этом расскажет Ирина, потому что она считала всю неделю.</w:t>
+      </w:r>
+    </w:p>
+    <w:p>
+      <w:pPr>
+        <w:pStyle w:val="BodyText"/>
+      </w:pPr>
+      <w:r>
+        <w:t xml:space="preserve">VOLKOV: Три «не будет». Тогда что же будет? Я слушаю.</w:t>
+      </w:r>
+    </w:p>
+    <w:p>
+      <w:pPr>
+        <w:pStyle w:val="BodyText"/>
+      </w:pPr>
+      <w:r>
+        <w:t xml:space="preserve">IRINA: Логистика. Ваши склады в Новосибирске, Самаре и Краснодаре, хранение и доставка «Ладоги» по процедурам Лисицыной: температура, коды, журнал. Фиксированная плата за коробку, а не процент. Продажи врачам — только наши и только сертифицированным. В первый год три города, а потом посмотрим вместе.</w:t>
+      </w:r>
+    </w:p>
+    <w:p>
+      <w:pPr>
+        <w:pStyle w:val="BodyText"/>
+      </w:pPr>
+      <w:r>
+        <w:t xml:space="preserve">VOLKOV: Вы предлагаете мне быть складом? Мне? Просто складом?</w:t>
+      </w:r>
+    </w:p>
+    <w:p>
+      <w:pPr>
+        <w:pStyle w:val="BodyText"/>
+      </w:pPr>
+      <w:r>
+        <w:t xml:space="preserve">ALEKSEY: Лучшим складом в стране, с вашим журналом и вашими сканерами, которые вы поставили сами, на свои деньги и раньше закона. Сегодня я не нашёл бы склада лучше вашего, поэтому я и пришёл к вам, Сергей Павлович, а не к тем, кто дешевле.</w:t>
       </w:r>
     </w:p>
     <w:p>
@@ -2575,31 +2575,31 @@
         <w:pStyle w:val="BodyText"/>
       </w:pPr>
       <w:r>
-        <w:t xml:space="preserve">OLGA: Это не бантик, Сергей Павлович. Это договор. Двенадцать страниц. Скучный.</w:t>
-      </w:r>
-    </w:p>
-    <w:p>
-      <w:pPr>
-        <w:pStyle w:val="BodyText"/>
-      </w:pPr>
-      <w:r>
-        <w:t xml:space="preserve">VOLKOV: Двенадцать. А в моём было бы сорок. Миронова, вы всегда режете страницы?</w:t>
-      </w:r>
-    </w:p>
-    <w:p>
-      <w:pPr>
-        <w:pStyle w:val="BodyText"/>
-      </w:pPr>
-      <w:r>
-        <w:t xml:space="preserve">OLGA: Всегда. Каждая лишняя страница — чья-то будущая дверь.</w:t>
-      </w:r>
-    </w:p>
-    <w:p>
-      <w:pPr>
-        <w:pStyle w:val="BodyText"/>
-      </w:pPr>
-      <w:r>
-        <w:t xml:space="preserve">VOLKOV: Дверь. Вам Ланской звонил.</w:t>
+        <w:t xml:space="preserve">OLGA: Это не бантик, Сергей Павлович, а договор на двенадцать страниц. Очень скучный.</w:t>
+      </w:r>
+    </w:p>
+    <w:p>
+      <w:pPr>
+        <w:pStyle w:val="BodyText"/>
+      </w:pPr>
+      <w:r>
+        <w:t xml:space="preserve">VOLKOV: Двенадцать, а в моём было бы сорок. Миронова, вы всегда так режете страницы?</w:t>
+      </w:r>
+    </w:p>
+    <w:p>
+      <w:pPr>
+        <w:pStyle w:val="BodyText"/>
+      </w:pPr>
+      <w:r>
+        <w:t xml:space="preserve">OLGA: Всегда, потому что каждая лишняя страница — это чья-то будущая дверь.</w:t>
+      </w:r>
+    </w:p>
+    <w:p>
+      <w:pPr>
+        <w:pStyle w:val="BodyText"/>
+      </w:pPr>
+      <w:r>
+        <w:t xml:space="preserve">VOLKOV: Дверь… Значит, вам звонил Ланской.</w:t>
       </w:r>
     </w:p>
     <w:p>
@@ -2615,87 +2615,87 @@
         <w:pStyle w:val="BodyText"/>
       </w:pPr>
       <w:r>
-        <w:t xml:space="preserve">VOLKOV: Ланской честный. Это раздражает. Хорошо, Воронцов. А почему вы не хотите расти? Я серьёзно спрашиваю. Без супа.</w:t>
-      </w:r>
-    </w:p>
-    <w:p>
-      <w:pPr>
-        <w:pStyle w:val="BodyText"/>
-      </w:pPr>
-      <w:r>
-        <w:t xml:space="preserve">ALEKSEY: Хочу. Очень. Но в каждом новом городе должен быть врач, который приедет ночью. Пока его нет — нас там тоже нет. Это медленно. Я знаю. В мае у нас уже не приехал один. Я летал в Екатеринбург извиняться. Второй раз я так лететь не хочу.</w:t>
-      </w:r>
-    </w:p>
-    <w:p>
-      <w:pPr>
-        <w:pStyle w:val="BodyText"/>
-      </w:pPr>
-      <w:r>
-        <w:t xml:space="preserve">VOLKOV: Слышал про Екатеринбург. Вы полетели сами. Не менеджер. Сам.</w:t>
-      </w:r>
-    </w:p>
-    <w:p>
-      <w:pPr>
-        <w:pStyle w:val="BodyText"/>
-      </w:pPr>
-      <w:r>
-        <w:t xml:space="preserve">RITA: А теперь там два дежурных. И я третья. И Заводчиков четвёртый.</w:t>
-      </w:r>
-    </w:p>
-    <w:p>
-      <w:pPr>
-        <w:pStyle w:val="BodyText"/>
-      </w:pPr>
-      <w:r>
-        <w:t xml:space="preserve">VOLKOV: Четыре человека на одну ночь. У меня на такую ночь — ноль. И полис страховки.</w:t>
-      </w:r>
-    </w:p>
-    <w:p>
-      <w:pPr>
-        <w:pStyle w:val="BodyText"/>
-      </w:pPr>
-      <w:r>
-        <w:t xml:space="preserve">IRINA: Поэтому продаём мы. А храните — вы. Вы делаете лучше то, что умеете. Мы — то, что умеем мы.</w:t>
-      </w:r>
-    </w:p>
-    <w:p>
-      <w:pPr>
-        <w:pStyle w:val="BodyText"/>
-      </w:pPr>
-      <w:r>
-        <w:t xml:space="preserve">VOLKOV: Хорошо. Склад так склад. Новосибирск — для начала. Дружить — значит начинать с малого. Подпишем в июле.</w:t>
-      </w:r>
-    </w:p>
-    <w:p>
-      <w:pPr>
-        <w:pStyle w:val="BodyText"/>
-      </w:pPr>
-      <w:r>
-        <w:t xml:space="preserve">ALEKSEY: В Новосибирске Корнилова уже учит двенадцать врачей. С апреля.</w:t>
-      </w:r>
-    </w:p>
-    <w:p>
-      <w:pPr>
-        <w:pStyle w:val="BodyText"/>
-      </w:pPr>
-      <w:r>
-        <w:t xml:space="preserve">VOLKOV: Вы и это посчитали. Ладно. Спишемся.</w:t>
-      </w:r>
-    </w:p>
-    <w:p>
-      <w:pPr>
-        <w:pStyle w:val="BodyText"/>
-      </w:pPr>
-      <w:r>
-        <w:t xml:space="preserve">ALEKSEY: Спасибо, Сергей Павлович. Я правда рад.</w:t>
-      </w:r>
-    </w:p>
-    <w:p>
-      <w:pPr>
-        <w:pStyle w:val="BodyText"/>
-      </w:pPr>
-      <w:r>
-        <w:t xml:space="preserve">VOLKOV: Не благодарите. Я не отказался ни от чего, Воронцов. Я просто подожду. Терпение — тоже вес.</w:t>
+        <w:t xml:space="preserve">VOLKOV: Ланской честный, и это раздражает. Хорошо, Воронцов, а почему вы не хотите расти? Я серьёзно спрашиваю, без супа.</w:t>
+      </w:r>
+    </w:p>
+    <w:p>
+      <w:pPr>
+        <w:pStyle w:val="BodyText"/>
+      </w:pPr>
+      <w:r>
+        <w:t xml:space="preserve">ALEKSEY: Хочу, очень. Но в каждом новом городе должен быть врач, который приедет ночью, и пока его нет, нас там тоже нет. Это медленно, я знаю. В мае у нас уже один не приехал, и я летал в Екатеринбург извиняться. Второй раз я так лететь не хочу.</w:t>
+      </w:r>
+    </w:p>
+    <w:p>
+      <w:pPr>
+        <w:pStyle w:val="BodyText"/>
+      </w:pPr>
+      <w:r>
+        <w:t xml:space="preserve">VOLKOV: Слышал про Екатеринбург. Вы полетели сами, не менеджер, а именно вы.</w:t>
+      </w:r>
+    </w:p>
+    <w:p>
+      <w:pPr>
+        <w:pStyle w:val="BodyText"/>
+      </w:pPr>
+      <w:r>
+        <w:t xml:space="preserve">RITA: А теперь там два дежурных врача, я третья, а Заводчиков четвёртый.</w:t>
+      </w:r>
+    </w:p>
+    <w:p>
+      <w:pPr>
+        <w:pStyle w:val="BodyText"/>
+      </w:pPr>
+      <w:r>
+        <w:t xml:space="preserve">VOLKOV: Четыре человека на одну ночь, а у меня на такую ночь — ноль, и полис страховки.</w:t>
+      </w:r>
+    </w:p>
+    <w:p>
+      <w:pPr>
+        <w:pStyle w:val="BodyText"/>
+      </w:pPr>
+      <w:r>
+        <w:t xml:space="preserve">IRINA: Поэтому продаём мы, а храните вы. Каждый делает лучше то, что умеет.</w:t>
+      </w:r>
+    </w:p>
+    <w:p>
+      <w:pPr>
+        <w:pStyle w:val="BodyText"/>
+      </w:pPr>
+      <w:r>
+        <w:t xml:space="preserve">VOLKOV: Хорошо, склад так склад, и для начала Новосибирск. Дружить — значит начинать с малого. Подпишем в июле.</w:t>
+      </w:r>
+    </w:p>
+    <w:p>
+      <w:pPr>
+        <w:pStyle w:val="BodyText"/>
+      </w:pPr>
+      <w:r>
+        <w:t xml:space="preserve">ALEKSEY: В Новосибирске Корнилова уже с апреля учит двенадцать врачей.</w:t>
+      </w:r>
+    </w:p>
+    <w:p>
+      <w:pPr>
+        <w:pStyle w:val="BodyText"/>
+      </w:pPr>
+      <w:r>
+        <w:t xml:space="preserve">VOLKOV: Вы и это посчитали. Ладно, спишемся по деталям.</w:t>
+      </w:r>
+    </w:p>
+    <w:p>
+      <w:pPr>
+        <w:pStyle w:val="BodyText"/>
+      </w:pPr>
+      <w:r>
+        <w:t xml:space="preserve">ALEKSEY: Спасибо, Сергей Павлович, я правда рад, что мы договорились.</w:t>
+      </w:r>
+    </w:p>
+    <w:p>
+      <w:pPr>
+        <w:pStyle w:val="BodyText"/>
+      </w:pPr>
+      <w:r>
+        <w:t xml:space="preserve">VOLKOV: Не благодарите. Я ни от чего не отказался, Воронцов, я просто подожду. Терпение — тоже вес.</w:t>
       </w:r>
     </w:p>
     <w:bookmarkEnd w:id="24"/>
@@ -2713,47 +2713,47 @@
         <w:pStyle w:val="FirstParagraph"/>
       </w:pPr>
       <w:r>
-        <w:t xml:space="preserve">DOYUN: Лёша, не спишь? У нас утро. Вопрос от президента. Волков — это кто?</w:t>
-      </w:r>
-    </w:p>
-    <w:p>
-      <w:pPr>
-        <w:pStyle w:val="BodyText"/>
-      </w:pPr>
-      <w:r>
-        <w:t xml:space="preserve">ALEKSEY: Дистрибьютор. Самый большой. Откуда президент знает?</w:t>
-      </w:r>
-    </w:p>
-    <w:p>
-      <w:pPr>
-        <w:pStyle w:val="BodyText"/>
-      </w:pPr>
-      <w:r>
-        <w:t xml:space="preserve">DOYUN: Волков звонил Чхве. Неделю назад. Предлагал прямые поставки. Без «Моста».</w:t>
-      </w:r>
-    </w:p>
-    <w:p>
-      <w:pPr>
-        <w:pStyle w:val="BodyText"/>
-      </w:pPr>
-      <w:r>
-        <w:t xml:space="preserve">ALEKSEY: Неделю назад. То есть до обеда со мной.</w:t>
-      </w:r>
-    </w:p>
-    <w:p>
-      <w:pPr>
-        <w:pStyle w:val="BodyText"/>
-      </w:pPr>
-      <w:r>
-        <w:t xml:space="preserve">DOYUN: До. Чхве отказал. Сказал: «У нас есть партнёр». Потом пришёл к президенту.</w:t>
-      </w:r>
-    </w:p>
-    <w:p>
-      <w:pPr>
-        <w:pStyle w:val="BodyText"/>
-      </w:pPr>
-      <w:r>
-        <w:t xml:space="preserve">ALEKSEY: И что сказал президент?</w:t>
+        <w:t xml:space="preserve">DOYUN: Лёша, не спишь? У нас уже утро. У президента вопрос: кто такой Волков?</w:t>
+      </w:r>
+    </w:p>
+    <w:p>
+      <w:pPr>
+        <w:pStyle w:val="BodyText"/>
+      </w:pPr>
+      <w:r>
+        <w:t xml:space="preserve">ALEKSEY: Дистрибьютор, самый большой в стране. А откуда президент о нём знает?</w:t>
+      </w:r>
+    </w:p>
+    <w:p>
+      <w:pPr>
+        <w:pStyle w:val="BodyText"/>
+      </w:pPr>
+      <w:r>
+        <w:t xml:space="preserve">DOYUN: Волков звонил Чхве неделю назад и предлагал прямые поставки, без «Моста».</w:t>
+      </w:r>
+    </w:p>
+    <w:p>
+      <w:pPr>
+        <w:pStyle w:val="BodyText"/>
+      </w:pPr>
+      <w:r>
+        <w:t xml:space="preserve">ALEKSEY: Неделю назад? То есть ещё до обеда со мной?</w:t>
+      </w:r>
+    </w:p>
+    <w:p>
+      <w:pPr>
+        <w:pStyle w:val="BodyText"/>
+      </w:pPr>
+      <w:r>
+        <w:t xml:space="preserve">DOYUN: До. Чхве отказал и сказал: «У нас есть партнёр». А потом пошёл к президенту.</w:t>
+      </w:r>
+    </w:p>
+    <w:p>
+      <w:pPr>
+        <w:pStyle w:val="BodyText"/>
+      </w:pPr>
+      <w:r>
+        <w:t xml:space="preserve">ALEKSEY: И что ответил президент? Мне важно это знать.</w:t>
       </w:r>
     </w:p>
     <w:p>
@@ -2769,63 +2769,63 @@
         <w:pStyle w:val="BodyText"/>
       </w:pPr>
       <w:r>
-        <w:t xml:space="preserve">ALEKSEY: Жёстко. Но я не сержусь. Он со мной честен — по-своему. Сказал, что подождёт.</w:t>
-      </w:r>
-    </w:p>
-    <w:p>
-      <w:pPr>
-        <w:pStyle w:val="BodyText"/>
-      </w:pPr>
-      <w:r>
-        <w:t xml:space="preserve">DOYUN: Президент тоже ждёт. Тридцать два года — Танаку. Он знает, как ждут.</w:t>
-      </w:r>
-    </w:p>
-    <w:p>
-      <w:pPr>
-        <w:pStyle w:val="BodyText"/>
-      </w:pPr>
-      <w:r>
-        <w:t xml:space="preserve">ALEKSEY: Передай: спасибо. И что Новосибирск — только склад.</w:t>
-      </w:r>
-    </w:p>
-    <w:p>
-      <w:pPr>
-        <w:pStyle w:val="BodyText"/>
-      </w:pPr>
-      <w:r>
-        <w:t xml:space="preserve">DOYUN: Передам. «Только склад». Он поймёт. Спокойной ночи, тари.</w:t>
-      </w:r>
-    </w:p>
-    <w:p>
-      <w:pPr>
-        <w:pStyle w:val="BodyText"/>
-      </w:pPr>
-      <w:r>
-        <w:t xml:space="preserve">NIKOLAY: Лёша, извини, поздно. Бабушка сегодня не встала. Сказала — устала. Врач завтра.</w:t>
-      </w:r>
-    </w:p>
-    <w:p>
-      <w:pPr>
-        <w:pStyle w:val="BodyText"/>
-      </w:pPr>
-      <w:r>
-        <w:t xml:space="preserve">ALEKSEY: Пап, я приеду. В субботу. Нет — в пятницу вечером.</w:t>
-      </w:r>
-    </w:p>
-    <w:p>
-      <w:pPr>
-        <w:pStyle w:val="BodyText"/>
-      </w:pPr>
-      <w:r>
-        <w:t xml:space="preserve">NIKOLAY: Она сказала: «Не срывай его. У него дела». Я говорю тебе всё равно.</w:t>
-      </w:r>
-    </w:p>
-    <w:p>
-      <w:pPr>
-        <w:pStyle w:val="BodyText"/>
-      </w:pPr>
-      <w:r>
-        <w:t xml:space="preserve">ALEKSEY: Правильно говоришь. Дела подождут. Это Волков умеет ждать. А бабушка — нет.</w:t>
+        <w:t xml:space="preserve">ALEKSEY: Жёстко, но я не сержусь. Он со мной честен, по-своему, и сказал, что подождёт.</w:t>
+      </w:r>
+    </w:p>
+    <w:p>
+      <w:pPr>
+        <w:pStyle w:val="BodyText"/>
+      </w:pPr>
+      <w:r>
+        <w:t xml:space="preserve">DOYUN: Президент тоже умеет ждать: он тридцать два года ждёт Танаку, так что знает, как это делается.</w:t>
+      </w:r>
+    </w:p>
+    <w:p>
+      <w:pPr>
+        <w:pStyle w:val="BodyText"/>
+      </w:pPr>
+      <w:r>
+        <w:t xml:space="preserve">ALEKSEY: Передай ему спасибо и скажи, что Новосибирск — это только склад.</w:t>
+      </w:r>
+    </w:p>
+    <w:p>
+      <w:pPr>
+        <w:pStyle w:val="BodyText"/>
+      </w:pPr>
+      <w:r>
+        <w:t xml:space="preserve">DOYUN: Передам: «Только склад». Он поймёт. Спокойной ночи, тари.</w:t>
+      </w:r>
+    </w:p>
+    <w:p>
+      <w:pPr>
+        <w:pStyle w:val="BodyText"/>
+      </w:pPr>
+      <w:r>
+        <w:t xml:space="preserve">NIKOLAY: Лёша, извини, что поздно. Бабушка сегодня не встала, сказала, что устала. Завтра придёт врач.</w:t>
+      </w:r>
+    </w:p>
+    <w:p>
+      <w:pPr>
+        <w:pStyle w:val="BodyText"/>
+      </w:pPr>
+      <w:r>
+        <w:t xml:space="preserve">ALEKSEY: Пап, я приеду в субботу. Нет, лучше в пятницу вечером, сразу после работы.</w:t>
+      </w:r>
+    </w:p>
+    <w:p>
+      <w:pPr>
+        <w:pStyle w:val="BodyText"/>
+      </w:pPr>
+      <w:r>
+        <w:t xml:space="preserve">NIKOLAY: Она сказала: «Не срывай его, у него дела». Но я всё равно тебе говорю.</w:t>
+      </w:r>
+    </w:p>
+    <w:p>
+      <w:pPr>
+        <w:pStyle w:val="BodyText"/>
+      </w:pPr>
+      <w:r>
+        <w:t xml:space="preserve">ALEKSEY: Правильно говоришь. Дела подождут: это Волков умеет ждать, а бабушка — нет.</w:t>
       </w:r>
     </w:p>
     <w:p>
@@ -3874,7 +3874,7 @@
         <w:t xml:space="preserve">“</w:t>
       </w:r>
       <w:r>
-        <w:t xml:space="preserve">Не совсем «нет». Сначала три вещи, которых не будет. Эксклюзива не будет. Дистрибуции на проценте не будет. Права первой руки не будет — ни сейчас, ни в другом договоре, ни на словах за супом. А потом — то, что будет. Ирина расскажет. Она считала всю неделю.</w:t>
+        <w:t xml:space="preserve">Не совсем «нет». Сначала три вещи, которых не будет. Эксклюзива не будет. Дистрибуции на проценте не будет. Права первой руки не будет — ни сейчас, ни в другом договоре, ни на словах за супом. А потом — то, что будет, и об этом расскажет Ирина, потому что она считала всю неделю.</w:t>
       </w:r>
       <w:r>
         <w:t xml:space="preserve">”</w:t>
@@ -4106,19 +4106,19 @@
               <w:jc w:val="left"/>
             </w:pPr>
             <w:r>
-              <w:t xml:space="preserve">А потом — то, что будет. Ирина расскажет.</w:t>
-            </w:r>
-          </w:p>
-        </w:tc>
-        <w:tc>
-          <w:tcPr/>
-          <w:p>
-            <w:pPr>
-              <w:pStyle w:val="Compact"/>
-              <w:jc w:val="left"/>
-            </w:pPr>
-            <w:r>
-              <w:t xml:space="preserve">역제안으로 넘기기</w:t>
+              <w:t xml:space="preserve">А потом — то, что будет, и об этом расскажет Ирина, потому что…</w:t>
+            </w:r>
+          </w:p>
+        </w:tc>
+        <w:tc>
+          <w:tcPr/>
+          <w:p>
+            <w:pPr>
+              <w:pStyle w:val="Compact"/>
+              <w:jc w:val="left"/>
+            </w:pPr>
+            <w:r>
+              <w:t xml:space="preserve">이유를 붙여 역제안으로 넘기기</w:t>
             </w:r>
           </w:p>
         </w:tc>
@@ -4177,7 +4177,7 @@
         <w:t xml:space="preserve"> </w:t>
       </w:r>
       <w:r>
-        <w:t xml:space="preserve">파트너의 제안 중 받아들일 수 없는 조건 세 가지를 밝히고 역제안으로 넘어가는 말을 30~40단어로.</w:t>
+        <w:t xml:space="preserve">파트너의 제안 중 받아들일 수 없는 조건 세 가지를 밝히고 역제안으로 넘어가는 말을 35~60단어로.</w:t>
       </w:r>
     </w:p>
     <w:bookmarkEnd w:id="30"/>
@@ -4614,47 +4614,47 @@
         <w:pStyle w:val="FirstParagraph"/>
       </w:pPr>
       <w:r>
-        <w:t xml:space="preserve">키릴: 「세베르나야 파르마」에서 전화 왔어요. 볼코프 비서요. 점심 초대예요. 목요일 오후 1시, 그쪽 본 창고.</w:t>
-      </w:r>
-    </w:p>
-    <w:p>
-      <w:pPr>
-        <w:pStyle w:val="BodyText"/>
-      </w:pPr>
-      <w:r>
-        <w:t xml:space="preserve">올가: 사무실이 아니라 창고. 말하려는 게 아니라 보여 주려는 거네.</w:t>
-      </w:r>
-    </w:p>
-    <w:p>
-      <w:pPr>
-        <w:pStyle w:val="BodyText"/>
-      </w:pPr>
-      <w:r>
-        <w:t xml:space="preserve">알렉세이: 마리나도 똑같이 말했어. 창고가 모든 걸 말해 준다고.</w:t>
-      </w:r>
-    </w:p>
-    <w:p>
-      <w:pPr>
-        <w:pStyle w:val="BodyText"/>
-      </w:pPr>
-      <w:r>
-        <w:t xml:space="preserve">디마: 왜 전화했는지 알아요. 고르데예바. 클리닉 열두 곳. 전에는 전부 볼코프한테서 샀어요.</w:t>
-      </w:r>
-    </w:p>
-    <w:p>
-      <w:pPr>
-        <w:pStyle w:val="BodyText"/>
-      </w:pPr>
-      <w:r>
-        <w:t xml:space="preserve">이리나: 고르데예바만이 아니에요. 5월에 체인 세 곳이 더 우리 쪽으로 왔어요. 전부 — 그쪽 고객이에요.</w:t>
-      </w:r>
-    </w:p>
-    <w:p>
-      <w:pPr>
-        <w:pStyle w:val="BodyText"/>
-      </w:pPr>
-      <w:r>
-        <w:t xml:space="preserve">올가: 그러니까 우리가 그 사람한테서 체인 네 곳을 빼앗았고. 그 사람은 우리를 점심에 부른다.</w:t>
+        <w:t xml:space="preserve">키릴: 「세베르나야 파르마」에서 전화 왔어요, 볼코프 비서요. 목요일 오후 1시에 그쪽 본 창고로 점심 초대를 받았어요.</w:t>
+      </w:r>
+    </w:p>
+    <w:p>
+      <w:pPr>
+        <w:pStyle w:val="BodyText"/>
+      </w:pPr>
+      <w:r>
+        <w:t xml:space="preserve">올가: 사무실이 아니라 창고라. 그러니까 말하려는 게 아니라 보여 주려는 거네.</w:t>
+      </w:r>
+    </w:p>
+    <w:p>
+      <w:pPr>
+        <w:pStyle w:val="BodyText"/>
+      </w:pPr>
+      <w:r>
+        <w:t xml:space="preserve">알렉세이: 마리나도 똑같이 말했어. 창고는 회사에 대해 알아야 할 모든 걸 말해 준다고.</w:t>
+      </w:r>
+    </w:p>
+    <w:p>
+      <w:pPr>
+        <w:pStyle w:val="BodyText"/>
+      </w:pPr>
+      <w:r>
+        <w:t xml:space="preserve">디마: 왜 전화했는지 알아요, 고르데예바 때문이에요. 그 클리닉 열두 곳이 전에는 전부 볼코프한테서 샀거든요.</w:t>
+      </w:r>
+    </w:p>
+    <w:p>
+      <w:pPr>
+        <w:pStyle w:val="BodyText"/>
+      </w:pPr>
+      <w:r>
+        <w:t xml:space="preserve">이리나: 고르데예바만이 아니에요. 5월에 체인 세 곳이 더 우리 쪽으로 왔는데, 전부 그쪽 고객이었어요.</w:t>
+      </w:r>
+    </w:p>
+    <w:p>
+      <w:pPr>
+        <w:pStyle w:val="BodyText"/>
+      </w:pPr>
+      <w:r>
+        <w:t xml:space="preserve">올가: 그러니까 우리가 체인 네 곳을 빼앗았는데, 그 사람은 우리를 점심에 부른다. 흥미롭네.</w:t>
       </w:r>
     </w:p>
     <w:p>
@@ -4670,63 +4670,63 @@
         <w:pStyle w:val="BodyText"/>
       </w:pPr>
       <w:r>
-        <w:t xml:space="preserve">올가: 「친구로서」. 볼코프가 「친구로서」라고 하면, 이미 계산이 끝난 거야. 전부, 한 푼까지.</w:t>
-      </w:r>
-    </w:p>
-    <w:p>
-      <w:pPr>
-        <w:pStyle w:val="BodyText"/>
-      </w:pPr>
-      <w:r>
-        <w:t xml:space="preserve">알렉세이: 올랴, 그 사람 적 아니야. 코드 파일럿에 서명했어. 남의 환자 비용도 냈고.</w:t>
-      </w:r>
-    </w:p>
-    <w:p>
-      <w:pPr>
-        <w:pStyle w:val="BodyText"/>
-      </w:pPr>
-      <w:r>
-        <w:t xml:space="preserve">올가: 적은 아니지. 그렇다고 친구도 아니야. 「큰손」이야. 본인이 그렇게 말했어. 그건 무게라고.</w:t>
-      </w:r>
-    </w:p>
-    <w:p>
-      <w:pPr>
-        <w:pStyle w:val="BodyText"/>
-      </w:pPr>
-      <w:r>
-        <w:t xml:space="preserve">이리나: 제가 갈게요. 숫자 챙겨서요. 그쪽 것과 우리 것.</w:t>
-      </w:r>
-    </w:p>
-    <w:p>
-      <w:pPr>
-        <w:pStyle w:val="BodyText"/>
-      </w:pPr>
-      <w:r>
-        <w:t xml:space="preserve">알렉세이: 그쪽 숫자는 어디서 구하셨어요?</w:t>
-      </w:r>
-    </w:p>
-    <w:p>
-      <w:pPr>
-        <w:pStyle w:val="BodyText"/>
-      </w:pPr>
-      <w:r>
-        <w:t xml:space="preserve">이리나: 공개 재무제표요. 그쪽은 주식회사. 우리는 아니고요. 그쪽이 우리에 대해 아는 것보다 제가 그쪽에 대해 아는 게 많아요.</w:t>
-      </w:r>
-    </w:p>
-    <w:p>
-      <w:pPr>
-        <w:pStyle w:val="BodyText"/>
-      </w:pPr>
-      <w:r>
-        <w:t xml:space="preserve">올가: 글쎄. 「아니요」를 준비해, 료샤. 정중한 걸로. 하지만 미리 준비해.</w:t>
-      </w:r>
-    </w:p>
-    <w:p>
-      <w:pPr>
-        <w:pStyle w:val="BodyText"/>
-      </w:pPr>
-      <w:r>
-        <w:t xml:space="preserve">알렉세이: 아직 뭘 제안할지도 모르는데.</w:t>
+        <w:t xml:space="preserve">올가: 「친구로서」… 볼코프가 「친구로서」라고 하면, 이미 한 푼까지 계산이 끝난 거야.</w:t>
+      </w:r>
+    </w:p>
+    <w:p>
+      <w:pPr>
+        <w:pStyle w:val="BodyText"/>
+      </w:pPr>
+      <w:r>
+        <w:t xml:space="preserve">알렉세이: 올랴, 그 사람 적 아니야. 코드 파일럿에 서명했고, 남의 환자 비용도 냈잖아.</w:t>
+      </w:r>
+    </w:p>
+    <w:p>
+      <w:pPr>
+        <w:pStyle w:val="BodyText"/>
+      </w:pPr>
+      <w:r>
+        <w:t xml:space="preserve">올가: 적은 아니지만 친구도 아니야. 본인 말대로 「큰손」이고, 그건 무게야.</w:t>
+      </w:r>
+    </w:p>
+    <w:p>
+      <w:pPr>
+        <w:pStyle w:val="BodyText"/>
+      </w:pPr>
+      <w:r>
+        <w:t xml:space="preserve">이리나: 제가 같이 갈게요. 숫자를 챙겨 갈게요, 그쪽 것과 우리 것 둘 다요.</w:t>
+      </w:r>
+    </w:p>
+    <w:p>
+      <w:pPr>
+        <w:pStyle w:val="BodyText"/>
+      </w:pPr>
+      <w:r>
+        <w:t xml:space="preserve">알렉세이: 그쪽 숫자는 어디서 구하셨어요? 우리한테 보여 준 적이 없잖아요.</w:t>
+      </w:r>
+    </w:p>
+    <w:p>
+      <w:pPr>
+        <w:pStyle w:val="BodyText"/>
+      </w:pPr>
+      <w:r>
+        <w:t xml:space="preserve">이리나: 공개 재무제표요. 그쪽은 주식회사고 우리는 아니니까, 그쪽이 우리에 대해 아는 것보다 제가 그쪽에 대해 아는 게 더 많아요.</w:t>
+      </w:r>
+    </w:p>
+    <w:p>
+      <w:pPr>
+        <w:pStyle w:val="BodyText"/>
+      </w:pPr>
+      <w:r>
+        <w:t xml:space="preserve">올가: 난 그건 잘 모르겠어. 「아니요」를 준비해, 료샤. 정중한 걸로, 하지만 미리 준비해 둬.</w:t>
+      </w:r>
+    </w:p>
+    <w:p>
+      <w:pPr>
+        <w:pStyle w:val="BodyText"/>
+      </w:pPr>
+      <w:r>
+        <w:t xml:space="preserve">알렉세이: 하지만 아직 뭘 제안할지도 모르잖아.</w:t>
       </w:r>
     </w:p>
     <w:bookmarkEnd w:id="33"/>
@@ -4744,279 +4744,279 @@
         <w:pStyle w:val="FirstParagraph"/>
       </w:pPr>
       <w:r>
-        <w:t xml:space="preserve">볼코프: 보론초프. 벨로바. 정시에 오셨군요. 먼저 창고부터 돌죠. 점심은 기다려 줍니다.</w:t>
-      </w:r>
-    </w:p>
-    <w:p>
-      <w:pPr>
-        <w:pStyle w:val="BodyText"/>
-      </w:pPr>
-      <w:r>
-        <w:t xml:space="preserve">알렉세이: 안녕하세요, 세르게이 파블로비치. 창고가 크네요.</w:t>
-      </w:r>
-    </w:p>
-    <w:p>
-      <w:pPr>
-        <w:pStyle w:val="BodyText"/>
-      </w:pPr>
-      <w:r>
-        <w:t xml:space="preserve">볼코프: 1만 2천 제곱미터. 전국에 창고 마흔 곳, 여기가 본점이에요. 출입문을 보세요: 문마다 스캐너. 당신들이 공짜로 내준 그 코드 형식이에요. 상자 하나가 네 번 지나갑니다: 입고, 선반, 피킹, 출고. 아무도 그냥 못 지나가요. 나조차도.</w:t>
-      </w:r>
-    </w:p>
-    <w:p>
-      <w:pPr>
-        <w:pStyle w:val="BodyText"/>
-      </w:pPr>
-      <w:r>
-        <w:t xml:space="preserve">이리나: 네 번. 우리랑 같네요. 마흔 곳 전부 바꾸셨어요?</w:t>
-      </w:r>
-    </w:p>
-    <w:p>
-      <w:pPr>
-        <w:pStyle w:val="BodyText"/>
-      </w:pPr>
-      <w:r>
-        <w:t xml:space="preserve">볼코프: 전부. 1년 반 걸렸어요. 생각보다 비쌌죠. 하지만 내 스티커가 붙은 위조품은 — 0. 1년째. 그것도 무게예요.</w:t>
-      </w:r>
-    </w:p>
-    <w:p>
-      <w:pPr>
-        <w:pStyle w:val="BodyText"/>
-      </w:pPr>
-      <w:r>
-        <w:t xml:space="preserve">알렉세이: 기쁩니다. 진심으로요. 올해 들은 코드 소식 중에 제일 좋은 소식이에요.</w:t>
-      </w:r>
-    </w:p>
-    <w:p>
-      <w:pPr>
-        <w:pStyle w:val="BodyText"/>
-      </w:pPr>
-      <w:r>
-        <w:t xml:space="preserve">볼코프: 미리 기뻐하지 마세요, 보론초프. 가시죠. 점심은 — 위층. 출입문이 보이는 자리로.</w:t>
-      </w:r>
-    </w:p>
-    <w:p>
-      <w:pPr>
-        <w:pStyle w:val="BodyText"/>
-      </w:pPr>
-      <w:r>
-        <w:t xml:space="preserve">이리나: 출입문 전망. 식당치고는 특이한 선택이네요.</w:t>
-      </w:r>
-    </w:p>
-    <w:p>
-      <w:pPr>
-        <w:pStyle w:val="BodyText"/>
-      </w:pPr>
-      <w:r>
-        <w:t xml:space="preserve">볼코프: 나가는 차들을 보는 게 좋아요. 한 대 한 대가 — 돈이니까. 앉으세요. 바로 시작하죠. 수프 없이.</w:t>
-      </w:r>
-    </w:p>
-    <w:p>
-      <w:pPr>
-        <w:pStyle w:val="BodyText"/>
-      </w:pPr>
-      <w:r>
-        <w:t xml:space="preserve">알렉세이: 듣겠습니다.</w:t>
-      </w:r>
-    </w:p>
-    <w:p>
-      <w:pPr>
-        <w:pStyle w:val="BodyText"/>
-      </w:pPr>
-      <w:r>
-        <w:t xml:space="preserve">볼코프: 두 달 사이에 체인 네 곳이 나한테서 당신들한테 갔어요. 고르데예바가 처음이었고. 서운하진 않아요, 보론초프. 서운해하는 건 비싼 취미예요. 나는 계산하죠. 그래서 나온 결과가 이거예요: 그 사람들은 「세진」으로 간 게 아니에요. 「세진」은 나한테도 있어요, 유감스럽게도 회색 경로로. 그들은 「라도가」로 갔어요. 그러니까 「라도가」는 통한다는 거죠.</w:t>
-      </w:r>
-    </w:p>
-    <w:p>
-      <w:pPr>
-        <w:pStyle w:val="BodyText"/>
-      </w:pPr>
-      <w:r>
-        <w:t xml:space="preserve">이리나: 통해요. 4월에 5천, 5월에 6천.</w:t>
-      </w:r>
-    </w:p>
-    <w:p>
-      <w:pPr>
-        <w:pStyle w:val="BodyText"/>
-      </w:pPr>
-      <w:r>
-        <w:t xml:space="preserve">볼코프: 6천이면 — 모스크바, 피테르, 카잔, 예카테린부르크. 네 도시. 그런데 이 나라엔 지역이 여든다섯 개예요. 당신들은 네 곳, 나는 예순 곳. 옴스크의 의사는 당신들 「라도가」를 원하는데 살 수가 없어요. 그래서 회색을 사죠. 아니면 내 걸. 생각해 보면 그것도 해악이에요. 조용한 해악일 뿐.</w:t>
-      </w:r>
-    </w:p>
-    <w:p>
-      <w:pPr>
-        <w:pStyle w:val="BodyText"/>
-      </w:pPr>
-      <w:r>
-        <w:t xml:space="preserve">알렉세이: 우리는 천천히 커요. 그건 결정이에요.</w:t>
-      </w:r>
-    </w:p>
-    <w:p>
-      <w:pPr>
-        <w:pStyle w:val="BodyText"/>
-      </w:pPr>
-      <w:r>
-        <w:t xml:space="preserve">볼코프: 알아요. 당신들의 결정. 존중합니다. 하지만 같이 계산해 봅시다. 친구가 됩시다, 보론초프.</w:t>
-      </w:r>
-    </w:p>
-    <w:p>
-      <w:pPr>
-        <w:pStyle w:val="BodyText"/>
-      </w:pPr>
-      <w:r>
-        <w:t xml:space="preserve">알렉세이: 친구가 — 어떻게요?</w:t>
-      </w:r>
-    </w:p>
-    <w:p>
-      <w:pPr>
-        <w:pStyle w:val="BodyText"/>
-      </w:pPr>
-      <w:r>
-        <w:t xml:space="preserve">볼코프: 간단해요. 「라도가」는 — 당신들 것. 브랜드, 교육, 상담선, 절차를 가진 리시치나 — 전부 당신들 것. 나는 창고, 트럭, 매니저 300명, 우랄 너머와 볼가 지역 클리닉 2천 곳을 내놓죠. 1년 뒤면 — 한 달에 6천이 아니라. 3만.</w:t>
-      </w:r>
-    </w:p>
-    <w:p>
-      <w:pPr>
-        <w:pStyle w:val="BodyText"/>
-      </w:pPr>
-      <w:r>
-        <w:t xml:space="preserve">이리나: 한 달에 3만. 다섯 배네요. 조건은요?</w:t>
-      </w:r>
-    </w:p>
-    <w:p>
-      <w:pPr>
-        <w:pStyle w:val="BodyText"/>
-      </w:pPr>
-      <w:r>
-        <w:t xml:space="preserve">볼코프: 당신들 네 도시 밖에서 독점. 5년. 내 공급가는 — 당신들 가격에서 마이너스 22퍼센트.</w:t>
-      </w:r>
-    </w:p>
-    <w:p>
-      <w:pPr>
-        <w:pStyle w:val="BodyText"/>
-      </w:pPr>
-      <w:r>
-        <w:t xml:space="preserve">이리나: 22퍼센트. 우리 마진 거의 전부예요.</w:t>
-      </w:r>
-    </w:p>
-    <w:p>
-      <w:pPr>
-        <w:pStyle w:val="BodyText"/>
-      </w:pPr>
-      <w:r>
-        <w:t xml:space="preserve">볼코프: 거의. 하지만 물량으로 메우죠. 벨로바, 계산은 당신이 나보다 잘하잖아요, 신문에서 당신 숫자를 읽었어요. 집에 가서 차분히 계산해 보세요. 작은 마진에 3만이 — 큰 마진에 6천보다 많아요. 훨씬 많죠. 이건 의견이 아니라 산수예요. 그리고 산수랑은 친구가 될 수 없어요. 따르는 거죠.</w:t>
-      </w:r>
-    </w:p>
-    <w:p>
-      <w:pPr>
-        <w:pStyle w:val="BodyText"/>
-      </w:pPr>
-      <w:r>
-        <w:t xml:space="preserve">알렉세이: 매니저 300명. 판매 퍼센트를 받으며 일하나요?</w:t>
-      </w:r>
-    </w:p>
-    <w:p>
-      <w:pPr>
-        <w:pStyle w:val="BodyText"/>
-      </w:pPr>
-      <w:r>
-        <w:t xml:space="preserve">볼코프: 당연하죠. 다들 그래요. 당신들만 빼고.</w:t>
-      </w:r>
-    </w:p>
-    <w:p>
-      <w:pPr>
-        <w:pStyle w:val="BodyText"/>
-      </w:pPr>
-      <w:r>
-        <w:t xml:space="preserve">알렉세이: 그러면 12월엔 실적을 채우려 들 거예요. 그런데 「라도가」는 인증받은 의사만 시술해요.</w:t>
-      </w:r>
-    </w:p>
-    <w:p>
-      <w:pPr>
-        <w:pStyle w:val="BodyText"/>
-      </w:pPr>
-      <w:r>
-        <w:t xml:space="preserve">볼코프: 당신들 코르닐로바가 인증하라고 해요. 비용은 내가 대죠. 의사 천 명이라도.</w:t>
-      </w:r>
-    </w:p>
-    <w:p>
-      <w:pPr>
-        <w:pStyle w:val="BodyText"/>
-      </w:pPr>
-      <w:r>
-        <w:t xml:space="preserve">알렉세이: 코르닐로바는 돈으로 안 움직여요. 의사 천 명이라도요.</w:t>
-      </w:r>
-    </w:p>
-    <w:p>
-      <w:pPr>
-        <w:pStyle w:val="BodyText"/>
-      </w:pPr>
-      <w:r>
-        <w:t xml:space="preserve">볼코프: 누구나 움직여요, 보론초프. 다만 다 돈으로 움직이는 건 아니죠.</w:t>
-      </w:r>
-    </w:p>
-    <w:p>
-      <w:pPr>
-        <w:pStyle w:val="BodyText"/>
-      </w:pPr>
-      <w:r>
-        <w:t xml:space="preserve">이리나: 세르게이 파블로비치, 그게 전부예요? 조건이 더 없어요?</w:t>
-      </w:r>
-    </w:p>
-    <w:p>
-      <w:pPr>
-        <w:pStyle w:val="BodyText"/>
-      </w:pPr>
-      <w:r>
-        <w:t xml:space="preserve">볼코프: 하나. 작은 거. 우선매수권. 「모스트」 창업자 중 누가 지분을 팔기로 하면 — 먼저 나한테 제안하는 거.</w:t>
-      </w:r>
-    </w:p>
-    <w:p>
-      <w:pPr>
-        <w:pStyle w:val="BodyText"/>
-      </w:pPr>
-      <w:r>
-        <w:t xml:space="preserve">알렉세이: 우선매수권. 그게 유통이랑 무슨 상관이죠?</w:t>
-      </w:r>
-    </w:p>
-    <w:p>
-      <w:pPr>
-        <w:pStyle w:val="BodyText"/>
-      </w:pPr>
-      <w:r>
-        <w:t xml:space="preserve">볼코프: 상관없죠. 그래서 작은 거예요. 나는 친구예요. 친구는 친구의 지분이 남한테 가는 걸 원하지 않죠.</w:t>
-      </w:r>
-    </w:p>
-    <w:p>
-      <w:pPr>
-        <w:pStyle w:val="BodyText"/>
-      </w:pPr>
-      <w:r>
-        <w:t xml:space="preserve">이리나: 작은 조건이 아니에요, 세르게이 파블로비치. 그게 핵심이에요.</w:t>
-      </w:r>
-    </w:p>
-    <w:p>
-      <w:pPr>
-        <w:pStyle w:val="BodyText"/>
-      </w:pPr>
-      <w:r>
-        <w:t xml:space="preserve">볼코프: 핵심은 — 수프예요. 식어요. 드세요. 답은 오늘 필요 없어요. 일주일 뒤.</w:t>
-      </w:r>
-    </w:p>
-    <w:p>
-      <w:pPr>
-        <w:pStyle w:val="BodyText"/>
-      </w:pPr>
-      <w:r>
-        <w:t xml:space="preserve">알렉세이: 일주일 뒤 제가 답을 들고 오겠습니다. 아니면 그쪽이 저희한테.</w:t>
-      </w:r>
-    </w:p>
-    <w:p>
-      <w:pPr>
-        <w:pStyle w:val="BodyText"/>
-      </w:pPr>
-      <w:r>
-        <w:t xml:space="preserve">볼코프: 내가 가는 게 낫겠군요. 당신들 판지를 보고 싶어요. 가까이서. 비뚤게 걸려 있다던데.</w:t>
+        <w:t xml:space="preserve">볼코프: 보론초프, 벨로바, 정시에 오셨군요. 먼저 창고부터 돌죠, 점심은 기다려 줍니다.</w:t>
+      </w:r>
+    </w:p>
+    <w:p>
+      <w:pPr>
+        <w:pStyle w:val="BodyText"/>
+      </w:pPr>
+      <w:r>
+        <w:t xml:space="preserve">알렉세이: 안녕하세요, 세르게이 파블로비치. 창고가 정말 크네요, 인상적이에요.</w:t>
+      </w:r>
+    </w:p>
+    <w:p>
+      <w:pPr>
+        <w:pStyle w:val="BodyText"/>
+      </w:pPr>
+      <w:r>
+        <w:t xml:space="preserve">볼코프: 1만 2천 제곱미터예요. 전국에 창고가 마흔 곳 있고, 여기가 본점이죠. 출입문을 보세요. 문마다 스캐너가 있어요, 당신들이 공짜로 내준 그 코드 형식이죠. 상자 하나가 입고, 선반, 피킹, 출고, 네 번 지나가요. 아무도 그냥 못 지나가요, 나조차도.</w:t>
+      </w:r>
+    </w:p>
+    <w:p>
+      <w:pPr>
+        <w:pStyle w:val="BodyText"/>
+      </w:pPr>
+      <w:r>
+        <w:t xml:space="preserve">이리나: 우리처럼 네 번이네요. 그럼 마흔 곳 전부 바꾸셨어요?</w:t>
+      </w:r>
+    </w:p>
+    <w:p>
+      <w:pPr>
+        <w:pStyle w:val="BodyText"/>
+      </w:pPr>
+      <w:r>
+        <w:t xml:space="preserve">볼코프: 전부요, 1년 반 걸렸고, 생각보다 비쌌어요. 하지만 내 스티커가 붙은 위조품은 1년째 0이에요. 그것도 무게죠.</w:t>
+      </w:r>
+    </w:p>
+    <w:p>
+      <w:pPr>
+        <w:pStyle w:val="BodyText"/>
+      </w:pPr>
+      <w:r>
+        <w:t xml:space="preserve">알렉세이: 진심으로 기쁩니다. 올해 들은 코드 소식 중에 제일 좋은 소식이에요.</w:t>
+      </w:r>
+    </w:p>
+    <w:p>
+      <w:pPr>
+        <w:pStyle w:val="BodyText"/>
+      </w:pPr>
+      <w:r>
+        <w:t xml:space="preserve">볼코프: 미리 기뻐하지 마세요, 보론초프. 가시죠, 점심은 위층에서, 출입문이 보이는 자리예요.</w:t>
+      </w:r>
+    </w:p>
+    <w:p>
+      <w:pPr>
+        <w:pStyle w:val="BodyText"/>
+      </w:pPr>
+      <w:r>
+        <w:t xml:space="preserve">이리나: 출입문 전망이요? 점심 자리로는 특이한 선택이네요.</w:t>
+      </w:r>
+    </w:p>
+    <w:p>
+      <w:pPr>
+        <w:pStyle w:val="BodyText"/>
+      </w:pPr>
+      <w:r>
+        <w:t xml:space="preserve">볼코프: 나가는 차들을 보는 게 좋아요, 한 대 한 대가 돈이니까요. 앉으세요, 수프 없이 바로 시작하죠.</w:t>
+      </w:r>
+    </w:p>
+    <w:p>
+      <w:pPr>
+        <w:pStyle w:val="BodyText"/>
+      </w:pPr>
+      <w:r>
+        <w:t xml:space="preserve">알렉세이: 주의 깊게 듣겠습니다, 세르게이 파블로비치.</w:t>
+      </w:r>
+    </w:p>
+    <w:p>
+      <w:pPr>
+        <w:pStyle w:val="BodyText"/>
+      </w:pPr>
+      <w:r>
+        <w:t xml:space="preserve">볼코프: 두 달 사이에 체인 네 곳이 나한테서 당신들한테 갔어요, 고르데예바가 처음이었고. 서운하진 않아요, 보론초프. 서운해하는 건 비싼 취미니까요. 나는 계산하죠. 그래서 나온 결과가 이거예요. 그 사람들은 「세진」으로 간 게 아니에요. 「세진」은 유감스럽게도 회색 경로로 나한테도 있거든요. 그들은 「라도가」로 갔어요. 그러니까 「라도가」는 통한다는 거죠.</w:t>
+      </w:r>
+    </w:p>
+    <w:p>
+      <w:pPr>
+        <w:pStyle w:val="BodyText"/>
+      </w:pPr>
+      <w:r>
+        <w:t xml:space="preserve">이리나: 통하죠. 4월에 주사기 5천 개, 5월에 6천 개요.</w:t>
+      </w:r>
+    </w:p>
+    <w:p>
+      <w:pPr>
+        <w:pStyle w:val="BodyText"/>
+      </w:pPr>
+      <w:r>
+        <w:t xml:space="preserve">볼코프: 6천이면 모스크바, 피테르, 카잔, 예카테린부르크, 네 도시죠. 그런데 이 나라엔 지역이 여든다섯 개예요. 당신들은 네 곳, 나는 예순 곳에 있어요. 옴스크의 의사는 당신들 「라도가」를 원해도 살 수가 없으니, 회색이나 내 걸 사죠. 생각해 보면 그것도 해악이에요, 조용한 해악일 뿐.</w:t>
+      </w:r>
+    </w:p>
+    <w:p>
+      <w:pPr>
+        <w:pStyle w:val="BodyText"/>
+      </w:pPr>
+      <w:r>
+        <w:t xml:space="preserve">알렉세이: 우리는 천천히 커요. 그건 우리의 결정이에요.</w:t>
+      </w:r>
+    </w:p>
+    <w:p>
+      <w:pPr>
+        <w:pStyle w:val="BodyText"/>
+      </w:pPr>
+      <w:r>
+        <w:t xml:space="preserve">볼코프: 알아요, 당신들의 결정이고, 존중합니다. 하지만 같이 계산해 봅시다. 친구가 됩시다, 보론초프.</w:t>
+      </w:r>
+    </w:p>
+    <w:p>
+      <w:pPr>
+        <w:pStyle w:val="BodyText"/>
+      </w:pPr>
+      <w:r>
+        <w:t xml:space="preserve">알렉세이: 친구가 된다는 게 어떤 거죠? 무슨 뜻인지 설명해 주세요.</w:t>
+      </w:r>
+    </w:p>
+    <w:p>
+      <w:pPr>
+        <w:pStyle w:val="BodyText"/>
+      </w:pPr>
+      <w:r>
+        <w:t xml:space="preserve">볼코프: 간단해요. 「라도가」는 당신들 거예요. 브랜드, 교육, 상담선, 절차를 가진 리시치나까지 전부요. 나는 창고, 트럭, 매니저 300명, 그리고 우랄 너머와 볼가 지역 클리닉 2천 곳을 내놓죠. 1년 뒤면 한 달에 6천이 아니라 3만이 될 거예요.</w:t>
+      </w:r>
+    </w:p>
+    <w:p>
+      <w:pPr>
+        <w:pStyle w:val="BodyText"/>
+      </w:pPr>
+      <w:r>
+        <w:t xml:space="preserve">이리나: 한 달에 3만이면 다섯 배네요. 조건은 뭔가요?</w:t>
+      </w:r>
+    </w:p>
+    <w:p>
+      <w:pPr>
+        <w:pStyle w:val="BodyText"/>
+      </w:pPr>
+      <w:r>
+        <w:t xml:space="preserve">볼코프: 당신들 네 도시 밖에서 5년 독점, 그리고 내 공급가는 마이너스 22퍼센트.</w:t>
+      </w:r>
+    </w:p>
+    <w:p>
+      <w:pPr>
+        <w:pStyle w:val="BodyText"/>
+      </w:pPr>
+      <w:r>
+        <w:t xml:space="preserve">이리나: 22퍼센트면 우리 마진 거의 전부예요.</w:t>
+      </w:r>
+    </w:p>
+    <w:p>
+      <w:pPr>
+        <w:pStyle w:val="BodyText"/>
+      </w:pPr>
+      <w:r>
+        <w:t xml:space="preserve">볼코프: 거의 전부죠, 하지만 물량으로 메워요. 벨로바, 계산은 당신이 나보다 잘해요, 신문에서 당신 숫자를 읽었거든요. 그러니 집에서 차분히 계산해 보세요. 작은 마진에 3만이 큰 마진에 6천보다 많아요, 훨씬 많죠. 이건 의견이 아니라 산수예요. 그리고 산수와는 친구가 될 수 없어요. 따르는 거죠.</w:t>
+      </w:r>
+    </w:p>
+    <w:p>
+      <w:pPr>
+        <w:pStyle w:val="BodyText"/>
+      </w:pPr>
+      <w:r>
+        <w:t xml:space="preserve">알렉세이: 그쪽 매니저 300명은 판매 퍼센트를 받으며 일하나요?</w:t>
+      </w:r>
+    </w:p>
+    <w:p>
+      <w:pPr>
+        <w:pStyle w:val="BodyText"/>
+      </w:pPr>
+      <w:r>
+        <w:t xml:space="preserve">볼코프: 당연하죠, 다들 그래요. 물론 당신들만 빼고요.</w:t>
+      </w:r>
+    </w:p>
+    <w:p>
+      <w:pPr>
+        <w:pStyle w:val="BodyText"/>
+      </w:pPr>
+      <w:r>
+        <w:t xml:space="preserve">알렉세이: 그러면 12월엔 실적을 채우려 들 텐데, 「라도가」는 인증받은 의사만 시술해요.</w:t>
+      </w:r>
+    </w:p>
+    <w:p>
+      <w:pPr>
+        <w:pStyle w:val="BodyText"/>
+      </w:pPr>
+      <w:r>
+        <w:t xml:space="preserve">볼코프: 당신들 코르닐로바가 인증하라고 해요, 비용은 내가 대죠. 의사 천 명이라도요.</w:t>
+      </w:r>
+    </w:p>
+    <w:p>
+      <w:pPr>
+        <w:pStyle w:val="BodyText"/>
+      </w:pPr>
+      <w:r>
+        <w:t xml:space="preserve">알렉세이: 코르닐로바는 팔리지 않아요, 의사 천 명을 준대도요.</w:t>
+      </w:r>
+    </w:p>
+    <w:p>
+      <w:pPr>
+        <w:pStyle w:val="BodyText"/>
+      </w:pPr>
+      <w:r>
+        <w:t xml:space="preserve">볼코프: 누구나 팔려요, 보론초프. 다만 모두가 돈에 팔리는 건 아니죠.</w:t>
+      </w:r>
+    </w:p>
+    <w:p>
+      <w:pPr>
+        <w:pStyle w:val="BodyText"/>
+      </w:pPr>
+      <w:r>
+        <w:t xml:space="preserve">이리나: 세르게이 파블로비치, 그게 전부예요? 다른 조건은 없나요?</w:t>
+      </w:r>
+    </w:p>
+    <w:p>
+      <w:pPr>
+        <w:pStyle w:val="BodyText"/>
+      </w:pPr>
+      <w:r>
+        <w:t xml:space="preserve">볼코프: 하나 있어요, 작은 거요. 우선매수권이요. 「모스트」 창업자 중 누가 지분을 팔기로 하면, 먼저 나한테 제안하는 거죠.</w:t>
+      </w:r>
+    </w:p>
+    <w:p>
+      <w:pPr>
+        <w:pStyle w:val="BodyText"/>
+      </w:pPr>
+      <w:r>
+        <w:t xml:space="preserve">알렉세이: 우선매수권이요? 그게 유통이랑 무슨 상관이죠?</w:t>
+      </w:r>
+    </w:p>
+    <w:p>
+      <w:pPr>
+        <w:pStyle w:val="BodyText"/>
+      </w:pPr>
+      <w:r>
+        <w:t xml:space="preserve">볼코프: 상관없죠, 그래서 작은 거예요. 나는 친구고, 친구는 친구의 지분이 남한테 가는 걸 원하지 않으니까요.</w:t>
+      </w:r>
+    </w:p>
+    <w:p>
+      <w:pPr>
+        <w:pStyle w:val="BodyText"/>
+      </w:pPr>
+      <w:r>
+        <w:t xml:space="preserve">이리나: 작은 조건이 아니에요, 세르게이 파블로비치. 그게 핵심 조건이에요.</w:t>
+      </w:r>
+    </w:p>
+    <w:p>
+      <w:pPr>
+        <w:pStyle w:val="BodyText"/>
+      </w:pPr>
+      <w:r>
+        <w:t xml:space="preserve">볼코프: 지금 핵심은 수프예요, 식으니까 드세요. 답은 오늘 필요 없어요, 일주일 뒤에 주세요.</w:t>
+      </w:r>
+    </w:p>
+    <w:p>
+      <w:pPr>
+        <w:pStyle w:val="BodyText"/>
+      </w:pPr>
+      <w:r>
+        <w:t xml:space="preserve">알렉세이: 일주일 뒤에 제가 답을 들고 오거나, 아니면 그쪽이 저희한테 오시죠.</w:t>
+      </w:r>
+    </w:p>
+    <w:p>
+      <w:pPr>
+        <w:pStyle w:val="BodyText"/>
+      </w:pPr>
+      <w:r>
+        <w:t xml:space="preserve">볼코프: 내가 가는 게 낫겠군요. 당신들 판지를 가까이서 보고 싶어요. 비뚤게 걸려 있다던데.</w:t>
       </w:r>
     </w:p>
     <w:bookmarkEnd w:id="34"/>
@@ -5034,31 +5034,31 @@
         <w:pStyle w:val="FirstParagraph"/>
       </w:pPr>
       <w:r>
-        <w:t xml:space="preserve">이리나: 숫자예요. 한 달 3만에 마이너스 22퍼센트. 「라도가」 매출은 — 거의 네 배. 이익은 — 1.5배. 예쁘죠.</w:t>
-      </w:r>
-    </w:p>
-    <w:p>
-      <w:pPr>
-        <w:pStyle w:val="BodyText"/>
-      </w:pPr>
-      <w:r>
-        <w:t xml:space="preserve">올가: 예쁘네. 그럼 우선매수권은?</w:t>
-      </w:r>
-    </w:p>
-    <w:p>
-      <w:pPr>
-        <w:pStyle w:val="BodyText"/>
-      </w:pPr>
-      <w:r>
-        <w:t xml:space="preserve">이리나: 우선매수권은 숫자가 아니에요. 줄이에요. 우리 회사를 사려는 줄에 그 사람이 맨 앞에 서는 거예요.</w:t>
-      </w:r>
-    </w:p>
-    <w:p>
-      <w:pPr>
-        <w:pStyle w:val="BodyText"/>
-      </w:pPr>
-      <w:r>
-        <w:t xml:space="preserve">올가: 바로 그거야. 그 사람이 사는 건 유통이 아니야. 문 옆 자리를 사는 거지. 유통은 — 그 자리에 딸린 선물이고.</w:t>
+        <w:t xml:space="preserve">이리나: 숫자예요. 한 달 3만에 마이너스 22퍼센트. 「라도가」 매출은 거의 네 배, 이익은 1.5배가 돼요. 예쁘죠.</w:t>
+      </w:r>
+    </w:p>
+    <w:p>
+      <w:pPr>
+        <w:pStyle w:val="BodyText"/>
+      </w:pPr>
+      <w:r>
+        <w:t xml:space="preserve">올가: 예쁘네. 그럼 우선매수권은 어떻게 돼?</w:t>
+      </w:r>
+    </w:p>
+    <w:p>
+      <w:pPr>
+        <w:pStyle w:val="BodyText"/>
+      </w:pPr>
+      <w:r>
+        <w:t xml:space="preserve">이리나: 우선매수권은 숫자가 아니라 줄이에요. 우리 회사를 사려는 줄에 그 사람이 맨 앞에 서는 거죠.</w:t>
+      </w:r>
+    </w:p>
+    <w:p>
+      <w:pPr>
+        <w:pStyle w:val="BodyText"/>
+      </w:pPr>
+      <w:r>
+        <w:t xml:space="preserve">올가: 바로 그거야. 그 사람이 사는 건 유통이 아니야. 문 옆 자리를 사는 거고, 유통은 그 자리에 딸린 선물일 뿐이야.</w:t>
       </w:r>
     </w:p>
     <w:p>
@@ -5074,111 +5074,111 @@
         <w:pStyle w:val="BodyText"/>
       </w:pPr>
       <w:r>
-        <w:t xml:space="preserve">올가: 키릴, 5년 뒤 보리스 이고레비치한테 엑시트 권리가 생겨. 계약서에 적혀 있지. 그리고 모스크바는 좁아.</w:t>
-      </w:r>
-    </w:p>
-    <w:p>
-      <w:pPr>
-        <w:pStyle w:val="BodyText"/>
-      </w:pPr>
-      <w:r>
-        <w:t xml:space="preserve">리타: 품질 얘기 해도 될까요? 지금 다들 돈 얘기만 해서요.</w:t>
-      </w:r>
-    </w:p>
-    <w:p>
-      <w:pPr>
-        <w:pStyle w:val="BodyText"/>
-      </w:pPr>
-      <w:r>
-        <w:t xml:space="preserve">알렉세이: 해야죠, 리타. 말씀하세요.</w:t>
-      </w:r>
-    </w:p>
-    <w:p>
-      <w:pPr>
-        <w:pStyle w:val="BodyText"/>
-      </w:pPr>
-      <w:r>
-        <w:t xml:space="preserve">리타: 예순 개 지역. 퍼센트 받는 매니저 300명. 제 프로그램 「주사 이후」는 — 모든 도시의 야간 출동이에요. 지금 저는 네 도시를 맡고 있는데, 한 곳에서 이미 작동하지 않았어요. 예순 곳이면 — 매일 밤 작동하지 않을 거예요. 저는 서명 안 해요.</w:t>
-      </w:r>
-    </w:p>
-    <w:p>
-      <w:pPr>
-        <w:pStyle w:val="BodyText"/>
-      </w:pPr>
-      <w:r>
-        <w:t xml:space="preserve">알렉세이: 그쪽이 당직 의사 비용을 대도요?</w:t>
-      </w:r>
-    </w:p>
-    <w:p>
-      <w:pPr>
-        <w:pStyle w:val="BodyText"/>
-      </w:pPr>
-      <w:r>
-        <w:t xml:space="preserve">리타: 돈은 의사가 아니에요. 의사는 찾고, 검증하고, 교육해야 해요. 지역마다 1년. 최소.</w:t>
-      </w:r>
-    </w:p>
-    <w:p>
-      <w:pPr>
-        <w:pStyle w:val="BodyText"/>
-      </w:pPr>
-      <w:r>
-        <w:t xml:space="preserve">알렉세이: 코르닐로바라면 한마디 하겠죠: 「1년에 의사 천 명 — 그건 컨베이어예요. 난 컨베이어가 아니에요」.</w:t>
-      </w:r>
-    </w:p>
-    <w:p>
-      <w:pPr>
-        <w:pStyle w:val="BodyText"/>
-      </w:pPr>
-      <w:r>
-        <w:t xml:space="preserve">올가: 보리스 이고레비치 전화. 스피커로 돌릴게. 보리스 이고레비치, 스피커예요.</w:t>
-      </w:r>
-    </w:p>
-    <w:p>
-      <w:pPr>
-        <w:pStyle w:val="BodyText"/>
-      </w:pPr>
-      <w:r>
-        <w:t xml:space="preserve">보리스: 알렉세이. 볼코프가 우선매수권을 제안했죠?</w:t>
-      </w:r>
-    </w:p>
-    <w:p>
-      <w:pPr>
-        <w:pStyle w:val="BodyText"/>
-      </w:pPr>
-      <w:r>
-        <w:t xml:space="preserve">알렉세이: 했어요. 오늘. 어떻게 아셨어요?</w:t>
-      </w:r>
-    </w:p>
-    <w:p>
-      <w:pPr>
-        <w:pStyle w:val="BodyText"/>
-      </w:pPr>
-      <w:r>
-        <w:t xml:space="preserve">보리스: 나한테 물어봤거든요. 한 달 전에, 바냐에서. 첫 번째 증기랑 두 번째 증기 사이에. 5년 뒤 내 지분이 얼마짜리가 되고 누구한테 넘길 거냐고. 그래서 말했죠: 「그 친구한테 물어봐. 내가 나가면 — 그 친구한테 나가. 너한테가 아니라」. 웃더군요. 그 사람은 메모할 때 늘 웃어요.</w:t>
-      </w:r>
-    </w:p>
-    <w:p>
-      <w:pPr>
-        <w:pStyle w:val="BodyText"/>
-      </w:pPr>
-      <w:r>
-        <w:t xml:space="preserve">알렉세이: 감사합니다, 보리스 이고레비치. 중요한 얘기예요.</w:t>
-      </w:r>
-    </w:p>
-    <w:p>
-      <w:pPr>
-        <w:pStyle w:val="BodyText"/>
-      </w:pPr>
-      <w:r>
-        <w:t xml:space="preserve">보리스: 별말을요. 나는 지분 안 팔아요. 아직은. 그런데 「아직」이라는 말은 볼코프가 모스크바에서 제일 잘 들어요. 20년째 회사를 사들이는 사람이에요. 먼저 친구가 되고, 그다음에 사죠. 비열한 게 아니에요. 그게 그 사람 직업이에요. 당신 직업이 젤인 것처럼. 그 사람한테 서운해하지 말아요. 하지만 문도 열어 두지 말고요.</w:t>
-      </w:r>
-    </w:p>
-    <w:p>
-      <w:pPr>
-        <w:pStyle w:val="BodyText"/>
-      </w:pPr>
-      <w:r>
-        <w:t xml:space="preserve">올가: 보리스 이고레비치, 그 사람한테 파시겠어요?</w:t>
+        <w:t xml:space="preserve">올가: 키릴, 5년 뒤 보리스 이고레비치한테 엑시트 권리가 생겨, 계약서에 적혀 있어. 그리고 모스크바는 좁아.</w:t>
+      </w:r>
+    </w:p>
+    <w:p>
+      <w:pPr>
+        <w:pStyle w:val="BodyText"/>
+      </w:pPr>
+      <w:r>
+        <w:t xml:space="preserve">리타: 다들 돈 얘기만 하는 동안, 제가 품질 얘기를 해도 될까요?</w:t>
+      </w:r>
+    </w:p>
+    <w:p>
+      <w:pPr>
+        <w:pStyle w:val="BodyText"/>
+      </w:pPr>
+      <w:r>
+        <w:t xml:space="preserve">알렉세이: 해야죠, 리타, 말씀하세요. 당신이 없었으면 우린 그걸 잊었을 거예요.</w:t>
+      </w:r>
+    </w:p>
+    <w:p>
+      <w:pPr>
+        <w:pStyle w:val="BodyText"/>
+      </w:pPr>
+      <w:r>
+        <w:t xml:space="preserve">리타: 예순 개 지역, 퍼센트 받는 매니저 300명이에요. 그런데 제 프로그램 「주사 이후」는 모든 도시의 야간 출동이에요. 지금 저는 네 도시를 맡고 있는데, 한 곳에서 이미 작동하지 않았어요. 예순 곳이면 매일 밤 작동하지 않을 거예요. 그래서 저는 서명 안 해요.</w:t>
+      </w:r>
+    </w:p>
+    <w:p>
+      <w:pPr>
+        <w:pStyle w:val="BodyText"/>
+      </w:pPr>
+      <w:r>
+        <w:t xml:space="preserve">알렉세이: 그쪽이 모든 지역의 당직 의사 비용을 대도요?</w:t>
+      </w:r>
+    </w:p>
+    <w:p>
+      <w:pPr>
+        <w:pStyle w:val="BodyText"/>
+      </w:pPr>
+      <w:r>
+        <w:t xml:space="preserve">리타: 돈은 의사가 아니에요. 의사는 찾고, 검증하고, 교육해야 하고, 지역마다 최소 1년이 걸려요.</w:t>
+      </w:r>
+    </w:p>
+    <w:p>
+      <w:pPr>
+        <w:pStyle w:val="BodyText"/>
+      </w:pPr>
+      <w:r>
+        <w:t xml:space="preserve">알렉세이: 코르닐로바라면 한마디 하겠죠: 「1년에 의사 천 명이면 그건 컨베이어예요. 난 컨베이어가 아니에요」.</w:t>
+      </w:r>
+    </w:p>
+    <w:p>
+      <w:pPr>
+        <w:pStyle w:val="BodyText"/>
+      </w:pPr>
+      <w:r>
+        <w:t xml:space="preserve">올가: 보리스 이고레비치 전화야, 스피커로 돌릴게. 보리스 이고레비치, 스피커예요.</w:t>
+      </w:r>
+    </w:p>
+    <w:p>
+      <w:pPr>
+        <w:pStyle w:val="BodyText"/>
+      </w:pPr>
+      <w:r>
+        <w:t xml:space="preserve">보리스: 알렉세이, 볼코프가 우선매수권을 제안했죠?</w:t>
+      </w:r>
+    </w:p>
+    <w:p>
+      <w:pPr>
+        <w:pStyle w:val="BodyText"/>
+      </w:pPr>
+      <w:r>
+        <w:t xml:space="preserve">알렉세이: 오늘 했어요. 그런데 어떻게 아셨어요, 보리스 이고레비치?</w:t>
+      </w:r>
+    </w:p>
+    <w:p>
+      <w:pPr>
+        <w:pStyle w:val="BodyText"/>
+      </w:pPr>
+      <w:r>
+        <w:t xml:space="preserve">보리스: 한 달 전에 바냐에서, 첫 번째 증기랑 두 번째 증기 사이에 나한테 물어봤거든요. 5년 뒤 내 지분이 얼마짜리가 되고 누구한테 넘길 거냐고. 그래서 말했죠: 「그 친구한테 물어봐. 내가 나가면 너한테가 아니라 그 친구한테 나가」. 웃더군요. 그 사람은 메모할 때 늘 웃어요.</w:t>
+      </w:r>
+    </w:p>
+    <w:p>
+      <w:pPr>
+        <w:pStyle w:val="BodyText"/>
+      </w:pPr>
+      <w:r>
+        <w:t xml:space="preserve">알렉세이: 감사합니다, 보리스 이고레비치. 저희한테 아주 중요한 얘기예요.</w:t>
+      </w:r>
+    </w:p>
+    <w:p>
+      <w:pPr>
+        <w:pStyle w:val="BodyText"/>
+      </w:pPr>
+      <w:r>
+        <w:t xml:space="preserve">보리스: 별말을요. 나는 지분을 안 팔아요, 아직은. 그런데 「아직」이라는 말은 볼코프가 모스크바에서 제일 잘 들어요. 20년째 회사를 사들이는 사람이에요. 먼저 친구가 되고, 그다음에 사죠. 비열한 게 아니라 그 사람 직업이에요, 당신 직업이 젤인 것처럼요. 그 사람한테 서운해하지 말아요. 하지만 문을 열어 두지도 말고요.</w:t>
+      </w:r>
+    </w:p>
+    <w:p>
+      <w:pPr>
+        <w:pStyle w:val="BodyText"/>
+      </w:pPr>
+      <w:r>
+        <w:t xml:space="preserve">올가: 보리스 이고레비치, 그 사람한테 지분을 파시겠어요?</w:t>
       </w:r>
     </w:p>
     <w:p>
@@ -5194,63 +5194,63 @@
         <w:pStyle w:val="BodyText"/>
       </w:pPr>
       <w:r>
-        <w:t xml:space="preserve">이리나: 그럼 답은 — 「아니요」예요?</w:t>
-      </w:r>
-    </w:p>
-    <w:p>
-      <w:pPr>
-        <w:pStyle w:val="BodyText"/>
-      </w:pPr>
-      <w:r>
-        <w:t xml:space="preserve">알렉세이: 답은 「아니요」가 아니에요. 답은 — 다른 질문이에요.</w:t>
-      </w:r>
-    </w:p>
-    <w:p>
-      <w:pPr>
-        <w:pStyle w:val="BodyText"/>
-      </w:pPr>
-      <w:r>
-        <w:t xml:space="preserve">올가: 무슨 질문?</w:t>
-      </w:r>
-    </w:p>
-    <w:p>
-      <w:pPr>
-        <w:pStyle w:val="BodyText"/>
-      </w:pPr>
-      <w:r>
-        <w:t xml:space="preserve">알렉세이: 문을 안 열고 그 사람한테 줄 수 있는 게 뭐지? 창고. 트럭. 냉장고. 온도 일지도, 참고로, 우리 것보다 나아.</w:t>
-      </w:r>
-    </w:p>
-    <w:p>
-      <w:pPr>
-        <w:pStyle w:val="BodyText"/>
-      </w:pPr>
-      <w:r>
-        <w:t xml:space="preserve">리타: 보관과 배송 — 좋아요. 우리 절차대로라면요. 의사에게 파는 건 — 안 돼요.</w:t>
-      </w:r>
-    </w:p>
-    <w:p>
-      <w:pPr>
-        <w:pStyle w:val="BodyText"/>
-      </w:pPr>
-      <w:r>
-        <w:t xml:space="preserve">이리나: 그건 다른 계약이에요. 고정 수수료 물류. 독점 아님. 퍼센트 아님.</w:t>
-      </w:r>
-    </w:p>
-    <w:p>
-      <w:pPr>
-        <w:pStyle w:val="BodyText"/>
-      </w:pPr>
-      <w:r>
-        <w:t xml:space="preserve">디마: 고르데예바는요? 왜 「라도가」가 볼코프 트럭을 타고 오냐고 물을 거예요.</w:t>
-      </w:r>
-    </w:p>
-    <w:p>
-      <w:pPr>
-        <w:pStyle w:val="BodyText"/>
-      </w:pPr>
-      <w:r>
-        <w:t xml:space="preserve">알렉세이: 사실대로 말하죠. 파는 건 우리. 나르는 건 그쪽. 책임지는 건 — 다시 우리.</w:t>
+        <w:t xml:space="preserve">이리나: 그럼 우리 답은 「아니요」인가요? 제가 제대로 이해한 거죠?</w:t>
+      </w:r>
+    </w:p>
+    <w:p>
+      <w:pPr>
+        <w:pStyle w:val="BodyText"/>
+      </w:pPr>
+      <w:r>
+        <w:t xml:space="preserve">알렉세이: 답은 「아니요」가 아니에요. 답은 다른 질문이에요.</w:t>
+      </w:r>
+    </w:p>
+    <w:p>
+      <w:pPr>
+        <w:pStyle w:val="BodyText"/>
+      </w:pPr>
+      <w:r>
+        <w:t xml:space="preserve">올가: 그게 무슨 질문인데? 말로 정리해 봐.</w:t>
+      </w:r>
+    </w:p>
+    <w:p>
+      <w:pPr>
+        <w:pStyle w:val="BodyText"/>
+      </w:pPr>
+      <w:r>
+        <w:t xml:space="preserve">알렉세이: 문을 열지 않고 그 사람한테 줄 수 있는 게 뭘까? 창고, 트럭, 냉장고. 참고로 온도 일지는 우리 것보다 나아.</w:t>
+      </w:r>
+    </w:p>
+    <w:p>
+      <w:pPr>
+        <w:pStyle w:val="BodyText"/>
+      </w:pPr>
+      <w:r>
+        <w:t xml:space="preserve">리타: 보관과 배송은 좋아요, 우리 절차대로라면요. 하지만 의사에게 파는 건 안 돼요.</w:t>
+      </w:r>
+    </w:p>
+    <w:p>
+      <w:pPr>
+        <w:pStyle w:val="BodyText"/>
+      </w:pPr>
+      <w:r>
+        <w:t xml:space="preserve">이리나: 그건 다른 계약이에요. 독점도 퍼센트도 없는 고정 수수료 물류요.</w:t>
+      </w:r>
+    </w:p>
+    <w:p>
+      <w:pPr>
+        <w:pStyle w:val="BodyText"/>
+      </w:pPr>
+      <w:r>
+        <w:t xml:space="preserve">디마: 고르데예바는요? 왜 「라도가」가 볼코프 트럭을 타고 오냐고 꼭 물을 거예요.</w:t>
+      </w:r>
+    </w:p>
+    <w:p>
+      <w:pPr>
+        <w:pStyle w:val="BodyText"/>
+      </w:pPr>
+      <w:r>
+        <w:t xml:space="preserve">알렉세이: 사실대로 말하죠. 파는 건 우리, 나르는 건 그쪽, 책임지는 건 다시 우리.</w:t>
       </w:r>
     </w:p>
     <w:p>
@@ -5266,7 +5266,7 @@
         <w:pStyle w:val="BodyText"/>
       </w:pPr>
       <w:r>
-        <w:t xml:space="preserve">알렉세이: 한마디도. 초안 준비해 줘, 올랴. 지루하게. 올해 가장 지루한 계약서로.</w:t>
+        <w:t xml:space="preserve">알렉세이: 한마디도. 초안 준비해 줘, 올랴. 지루하게, 올해 가장 지루한 계약서로.</w:t>
       </w:r>
     </w:p>
     <w:bookmarkEnd w:id="35"/>
@@ -5284,103 +5284,103 @@
         <w:pStyle w:val="FirstParagraph"/>
       </w:pPr>
       <w:r>
-        <w:t xml:space="preserve">볼코프: 이거군요. 판지. 정말 비뚤어졌네. 종이가 오래됐고. 글씨는 — 여자 글씨.</w:t>
-      </w:r>
-    </w:p>
-    <w:p>
-      <w:pPr>
-        <w:pStyle w:val="BodyText"/>
-      </w:pPr>
-      <w:r>
-        <w:t xml:space="preserve">알렉세이: 할머니 글씨예요. 1980년. 소스놉카 펠드셰르 진료소, 문 위에 있던 거예요.</w:t>
-      </w:r>
-    </w:p>
-    <w:p>
-      <w:pPr>
-        <w:pStyle w:val="BodyText"/>
-      </w:pPr>
-      <w:r>
-        <w:t xml:space="preserve">볼코프: 1980년. 내 첫 창고보다 오래됐군요. 말해 보세요, 보론초프. 얼굴에 「아니요」라고 쓰여 있어요.</w:t>
-      </w:r>
-    </w:p>
-    <w:p>
-      <w:pPr>
-        <w:pStyle w:val="BodyText"/>
-      </w:pPr>
-      <w:r>
-        <w:t xml:space="preserve">알렉세이: 완전히 「아니요」는 아니에요. 먼저 없을 세 가지. 독점은 없습니다. 퍼센트 유통도 없습니다. 우선매수권도 없습니다 — 지금도, 다른 계약에서도, 수프 앞에서 말로도. 그다음엔 — 있을 것. 이리나가 설명할 거예요. 일주일 내내 계산했어요.</w:t>
-      </w:r>
-    </w:p>
-    <w:p>
-      <w:pPr>
-        <w:pStyle w:val="BodyText"/>
-      </w:pPr>
-      <w:r>
-        <w:t xml:space="preserve">볼코프: 「없다」가 셋. 그럼 뭐가 있죠?</w:t>
-      </w:r>
-    </w:p>
-    <w:p>
-      <w:pPr>
-        <w:pStyle w:val="BodyText"/>
-      </w:pPr>
-      <w:r>
-        <w:t xml:space="preserve">이리나: 물류요. 노보시비르스크, 사마라, 크라스노다르의 그쪽 창고. 리시치나의 절차에 따른 「라도가」 보관·배송: 온도, 코드, 일지. 퍼센트가 아니라 상자당 고정 수수료. 의사에게 파는 건 — 우리만, 인증 의사에게만. 첫해엔 세 도시. 그다음은 같이 보죠.</w:t>
-      </w:r>
-    </w:p>
-    <w:p>
-      <w:pPr>
-        <w:pStyle w:val="BodyText"/>
-      </w:pPr>
-      <w:r>
-        <w:t xml:space="preserve">볼코프: 나더러 창고가 되라는 거군요. 나더러. 창고가.</w:t>
-      </w:r>
-    </w:p>
-    <w:p>
-      <w:pPr>
-        <w:pStyle w:val="BodyText"/>
-      </w:pPr>
-      <w:r>
-        <w:t xml:space="preserve">알렉세이: 이 나라 최고의 창고요. 그쪽 일지와 그쪽 스캐너로 — 직접 설치하셨잖아요, 자기 돈으로, 법보다 먼저. 지금 그쪽보다 나은 창고는 못 찾아요. 그래서 그쪽에게 온 거예요, 세르게이 파블로비치. 더 싼 곳이 아니라.</w:t>
-      </w:r>
-    </w:p>
-    <w:p>
-      <w:pPr>
-        <w:pStyle w:val="BodyText"/>
-      </w:pPr>
-      <w:r>
-        <w:t xml:space="preserve">볼코프: 칭찬이군요. 칭찬은 알아봐요. 리본 단 「아니요」네요.</w:t>
-      </w:r>
-    </w:p>
-    <w:p>
-      <w:pPr>
-        <w:pStyle w:val="BodyText"/>
-      </w:pPr>
-      <w:r>
-        <w:t xml:space="preserve">올가: 리본이 아니에요, 세르게이 파블로비치. 계약서예요. 12쪽. 지루한.</w:t>
-      </w:r>
-    </w:p>
-    <w:p>
-      <w:pPr>
-        <w:pStyle w:val="BodyText"/>
-      </w:pPr>
-      <w:r>
-        <w:t xml:space="preserve">볼코프: 12쪽. 내 건 40쪽이었을 텐데. 미로노바, 늘 쪽수를 잘라요?</w:t>
-      </w:r>
-    </w:p>
-    <w:p>
-      <w:pPr>
-        <w:pStyle w:val="BodyText"/>
-      </w:pPr>
-      <w:r>
-        <w:t xml:space="preserve">올가: 늘요. 쓸데없는 쪽 하나하나가 — 누군가의 미래의 문이에요.</w:t>
-      </w:r>
-    </w:p>
-    <w:p>
-      <w:pPr>
-        <w:pStyle w:val="BodyText"/>
-      </w:pPr>
-      <w:r>
-        <w:t xml:space="preserve">볼코프: 문. 란스코이가 전화했군요.</w:t>
+        <w:t xml:space="preserve">볼코프: 이거군요, 판지. 정말 비뚤게 걸려 있네. 종이는 오래됐고, 글씨는 여자 글씨군요.</w:t>
+      </w:r>
+    </w:p>
+    <w:p>
+      <w:pPr>
+        <w:pStyle w:val="BodyText"/>
+      </w:pPr>
+      <w:r>
+        <w:t xml:space="preserve">알렉세이: 할머니 글씨예요, 1980년. 소스놉카 펠드셰르 진료소 문 위에 걸려 있던 거예요.</w:t>
+      </w:r>
+    </w:p>
+    <w:p>
+      <w:pPr>
+        <w:pStyle w:val="BodyText"/>
+      </w:pPr>
+      <w:r>
+        <w:t xml:space="preserve">볼코프: 1980년이면 내 첫 창고보다 오래됐군요. 말해 보세요, 보론초프. 얼굴에 「아니요」라고 쓰여 있어요.</w:t>
+      </w:r>
+    </w:p>
+    <w:p>
+      <w:pPr>
+        <w:pStyle w:val="BodyText"/>
+      </w:pPr>
+      <w:r>
+        <w:t xml:space="preserve">알렉세이: 완전히 「아니요」는 아니에요. 먼저 없을 세 가지부터요. 독점은 없습니다. 퍼센트 유통도 없습니다. 우선매수권도 없습니다 — 지금도, 다른 계약에서도, 수프 앞에서 말로도. 그다음엔 있을 것들인데, 그건 이리나가 설명할 거예요. 일주일 내내 계산했거든요.</w:t>
+      </w:r>
+    </w:p>
+    <w:p>
+      <w:pPr>
+        <w:pStyle w:val="BodyText"/>
+      </w:pPr>
+      <w:r>
+        <w:t xml:space="preserve">볼코프: 「없다」가 셋이라. 그럼 뭐가 있죠? 듣고 있어요.</w:t>
+      </w:r>
+    </w:p>
+    <w:p>
+      <w:pPr>
+        <w:pStyle w:val="BodyText"/>
+      </w:pPr>
+      <w:r>
+        <w:t xml:space="preserve">이리나: 물류요. 노보시비르스크, 사마라, 크라스노다르의 그쪽 창고에서, 리시치나의 절차대로 「라도가」를 보관·배송하는 거예요. 온도, 코드, 일지까지요. 퍼센트가 아니라 상자당 고정 수수료고요. 의사에게 파는 건 우리만, 인증 의사에게만 해요. 첫해엔 세 도시, 그다음은 같이 보죠.</w:t>
+      </w:r>
+    </w:p>
+    <w:p>
+      <w:pPr>
+        <w:pStyle w:val="BodyText"/>
+      </w:pPr>
+      <w:r>
+        <w:t xml:space="preserve">볼코프: 나더러 창고가 되라는 거예요? 나더러? 그냥 창고가?</w:t>
+      </w:r>
+    </w:p>
+    <w:p>
+      <w:pPr>
+        <w:pStyle w:val="BodyText"/>
+      </w:pPr>
+      <w:r>
+        <w:t xml:space="preserve">알렉세이: 이 나라 최고의 창고요. 법보다 먼저, 자기 돈으로 직접 설치한 그쪽 일지와 스캐너를 가진 창고요. 지금 그쪽보다 나은 창고는 못 찾아요. 그래서 더 싼 곳이 아니라 그쪽에게 온 거예요, 세르게이 파블로비치.</w:t>
+      </w:r>
+    </w:p>
+    <w:p>
+      <w:pPr>
+        <w:pStyle w:val="BodyText"/>
+      </w:pPr>
+      <w:r>
+        <w:t xml:space="preserve">볼코프: 칭찬이군요, 칭찬은 알아봐요. 리본 단 「아니요」네요.</w:t>
+      </w:r>
+    </w:p>
+    <w:p>
+      <w:pPr>
+        <w:pStyle w:val="BodyText"/>
+      </w:pPr>
+      <w:r>
+        <w:t xml:space="preserve">올가: 리본이 아니라 12쪽짜리 계약서예요, 세르게이 파블로비치. 아주 지루한.</w:t>
+      </w:r>
+    </w:p>
+    <w:p>
+      <w:pPr>
+        <w:pStyle w:val="BodyText"/>
+      </w:pPr>
+      <w:r>
+        <w:t xml:space="preserve">볼코프: 12쪽이라, 내 건 40쪽이었을 텐데. 미로노바, 늘 그렇게 쪽수를 잘라요?</w:t>
+      </w:r>
+    </w:p>
+    <w:p>
+      <w:pPr>
+        <w:pStyle w:val="BodyText"/>
+      </w:pPr>
+      <w:r>
+        <w:t xml:space="preserve">올가: 늘요. 쓸데없는 쪽 하나하나가 누군가의 미래의 문이니까요.</w:t>
+      </w:r>
+    </w:p>
+    <w:p>
+      <w:pPr>
+        <w:pStyle w:val="BodyText"/>
+      </w:pPr>
+      <w:r>
+        <w:t xml:space="preserve">볼코프: 문이라… 그러니까 란스코이가 전화했군요.</w:t>
       </w:r>
     </w:p>
     <w:p>
@@ -5396,87 +5396,87 @@
         <w:pStyle w:val="BodyText"/>
       </w:pPr>
       <w:r>
-        <w:t xml:space="preserve">볼코프: 란스코이는 정직해요. 그게 짜증 나죠. 좋아요, 보론초프. 그런데 왜 커지려 하지 않아요? 진지하게 묻는 거예요. 수프 없이.</w:t>
-      </w:r>
-    </w:p>
-    <w:p>
-      <w:pPr>
-        <w:pStyle w:val="BodyText"/>
-      </w:pPr>
-      <w:r>
-        <w:t xml:space="preserve">알렉세이: 원해요. 아주 많이. 하지만 새 도시마다 밤에 갈 의사가 있어야 해요. 그 의사가 없는 동안은 — 우리도 거기 없어요. 느리죠. 알아요. 5월에 이미 한 명이 안 갔어요. 사과하러 예카테린부르크까지 날아갔어요. 그렇게 두 번은 날아가고 싶지 않아요.</w:t>
-      </w:r>
-    </w:p>
-    <w:p>
-      <w:pPr>
-        <w:pStyle w:val="BodyText"/>
-      </w:pPr>
-      <w:r>
-        <w:t xml:space="preserve">볼코프: 예카테린부르크 얘긴 들었어요. 직접 날아갔다고. 매니저가 아니라. 본인이.</w:t>
-      </w:r>
-    </w:p>
-    <w:p>
-      <w:pPr>
-        <w:pStyle w:val="BodyText"/>
-      </w:pPr>
-      <w:r>
-        <w:t xml:space="preserve">리타: 그리고 지금 거기엔 당직이 둘이에요. 제가 셋째. 자보드치코프가 넷째.</w:t>
-      </w:r>
-    </w:p>
-    <w:p>
-      <w:pPr>
-        <w:pStyle w:val="BodyText"/>
-      </w:pPr>
-      <w:r>
-        <w:t xml:space="preserve">볼코프: 하룻밤에 네 사람. 나는 그런 밤에 — 0명이에요. 그리고 보험 증권 하나.</w:t>
-      </w:r>
-    </w:p>
-    <w:p>
-      <w:pPr>
-        <w:pStyle w:val="BodyText"/>
-      </w:pPr>
-      <w:r>
-        <w:t xml:space="preserve">이리나: 그래서 파는 건 우리. 보관은 그쪽. 각자 잘하는 걸 더 잘하는 거죠.</w:t>
-      </w:r>
-    </w:p>
-    <w:p>
-      <w:pPr>
-        <w:pStyle w:val="BodyText"/>
-      </w:pPr>
-      <w:r>
-        <w:t xml:space="preserve">볼코프: 좋아요. 창고면 창고죠. 우선은 노보시비르스크. 친구가 된다는 건 작은 것부터 시작하는 거죠. 7월에 서명합시다.</w:t>
-      </w:r>
-    </w:p>
-    <w:p>
-      <w:pPr>
-        <w:pStyle w:val="BodyText"/>
-      </w:pPr>
-      <w:r>
-        <w:t xml:space="preserve">알렉세이: 노보시비르스크에선 코르닐로바가 이미 의사 열두 명을 가르치고 있어요. 4월부터.</w:t>
-      </w:r>
-    </w:p>
-    <w:p>
-      <w:pPr>
-        <w:pStyle w:val="BodyText"/>
-      </w:pPr>
-      <w:r>
-        <w:t xml:space="preserve">볼코프: 그것까지 계산했군요. 좋아요. 연락합시다.</w:t>
-      </w:r>
-    </w:p>
-    <w:p>
-      <w:pPr>
-        <w:pStyle w:val="BodyText"/>
-      </w:pPr>
-      <w:r>
-        <w:t xml:space="preserve">알렉세이: 감사합니다, 세르게이 파블로비치. 정말 기뻐요.</w:t>
-      </w:r>
-    </w:p>
-    <w:p>
-      <w:pPr>
-        <w:pStyle w:val="BodyText"/>
-      </w:pPr>
-      <w:r>
-        <w:t xml:space="preserve">볼코프: 고마워하지 마세요. 난 아무것도 포기하지 않았어요, 보론초프. 그냥 기다릴 뿐이에요. 인내도 — 무게니까.</w:t>
+        <w:t xml:space="preserve">볼코프: 란스코이는 정직해서 짜증 나요. 좋아요, 보론초프, 그런데 왜 커지려 하지 않아요? 진지하게 묻는 거예요, 수프 없이.</w:t>
+      </w:r>
+    </w:p>
+    <w:p>
+      <w:pPr>
+        <w:pStyle w:val="BodyText"/>
+      </w:pPr>
+      <w:r>
+        <w:t xml:space="preserve">알렉세이: 원해요, 아주 많이. 하지만 새 도시마다 밤에 갈 의사가 있어야 하고, 그 의사가 없는 동안은 우리도 거기 없어요. 느리죠, 알아요. 5월에 이미 한 명이 안 가서, 사과하러 예카테린부르크까지 날아갔어요. 그렇게 두 번은 날아가고 싶지 않아요.</w:t>
+      </w:r>
+    </w:p>
+    <w:p>
+      <w:pPr>
+        <w:pStyle w:val="BodyText"/>
+      </w:pPr>
+      <w:r>
+        <w:t xml:space="preserve">볼코프: 예카테린부르크 얘긴 들었어요. 매니저가 아니라 바로 당신이 직접 날아갔다고요.</w:t>
+      </w:r>
+    </w:p>
+    <w:p>
+      <w:pPr>
+        <w:pStyle w:val="BodyText"/>
+      </w:pPr>
+      <w:r>
+        <w:t xml:space="preserve">리타: 그리고 지금 거기엔 당직 의사가 둘, 제가 셋째, 자보드치코프가 넷째예요.</w:t>
+      </w:r>
+    </w:p>
+    <w:p>
+      <w:pPr>
+        <w:pStyle w:val="BodyText"/>
+      </w:pPr>
+      <w:r>
+        <w:t xml:space="preserve">볼코프: 하룻밤에 네 사람이라. 나는 그런 밤에 0명이고, 보험 증권 하나뿐이에요.</w:t>
+      </w:r>
+    </w:p>
+    <w:p>
+      <w:pPr>
+        <w:pStyle w:val="BodyText"/>
+      </w:pPr>
+      <w:r>
+        <w:t xml:space="preserve">이리나: 그래서 파는 건 우리고, 보관은 그쪽이에요. 각자 잘하는 걸 더 잘하는 거죠.</w:t>
+      </w:r>
+    </w:p>
+    <w:p>
+      <w:pPr>
+        <w:pStyle w:val="BodyText"/>
+      </w:pPr>
+      <w:r>
+        <w:t xml:space="preserve">볼코프: 좋아요, 창고면 창고죠. 우선은 노보시비르스크부터. 친구가 된다는 건 작은 것부터 시작하는 거니까. 7월에 서명합시다.</w:t>
+      </w:r>
+    </w:p>
+    <w:p>
+      <w:pPr>
+        <w:pStyle w:val="BodyText"/>
+      </w:pPr>
+      <w:r>
+        <w:t xml:space="preserve">알렉세이: 노보시비르스크에선 코르닐로바가 4월부터 이미 의사 열두 명을 가르치고 있어요.</w:t>
+      </w:r>
+    </w:p>
+    <w:p>
+      <w:pPr>
+        <w:pStyle w:val="BodyText"/>
+      </w:pPr>
+      <w:r>
+        <w:t xml:space="preserve">볼코프: 그것까지 계산했군요. 좋아요, 세부 사항은 연락합시다.</w:t>
+      </w:r>
+    </w:p>
+    <w:p>
+      <w:pPr>
+        <w:pStyle w:val="BodyText"/>
+      </w:pPr>
+      <w:r>
+        <w:t xml:space="preserve">알렉세이: 감사합니다, 세르게이 파블로비치. 합의해서 정말 기뻐요.</w:t>
+      </w:r>
+    </w:p>
+    <w:p>
+      <w:pPr>
+        <w:pStyle w:val="BodyText"/>
+      </w:pPr>
+      <w:r>
+        <w:t xml:space="preserve">볼코프: 고마워하지 마세요. 난 아무것도 포기하지 않았어요, 보론초프. 그냥 기다릴 뿐이에요. 인내도 무게니까.</w:t>
       </w:r>
     </w:p>
     <w:bookmarkEnd w:id="36"/>
@@ -5494,119 +5494,119 @@
         <w:pStyle w:val="FirstParagraph"/>
       </w:pPr>
       <w:r>
-        <w:t xml:space="preserve">도윤: 료샤, 안 자? 여긴 아침이야. 대표님 질문이야. 볼코프가 — 누구야?</w:t>
-      </w:r>
-    </w:p>
-    <w:p>
-      <w:pPr>
-        <w:pStyle w:val="BodyText"/>
-      </w:pPr>
-      <w:r>
-        <w:t xml:space="preserve">알렉세이: 유통사. 제일 큰 곳. 대표님이 어떻게 아셔?</w:t>
-      </w:r>
-    </w:p>
-    <w:p>
-      <w:pPr>
-        <w:pStyle w:val="BodyText"/>
-      </w:pPr>
-      <w:r>
-        <w:t xml:space="preserve">도윤: 볼코프가 최 상무한테 전화했어. 일주일 전에. 직공급을 제안했대. 「모스트」 없이.</w:t>
-      </w:r>
-    </w:p>
-    <w:p>
-      <w:pPr>
-        <w:pStyle w:val="BodyText"/>
-      </w:pPr>
-      <w:r>
-        <w:t xml:space="preserve">알렉세이: 일주일 전. 그러니까 나랑 점심 먹기 전이네.</w:t>
-      </w:r>
-    </w:p>
-    <w:p>
-      <w:pPr>
-        <w:pStyle w:val="BodyText"/>
-      </w:pPr>
-      <w:r>
-        <w:t xml:space="preserve">도윤: 전이지. 최 상무가 거절했어. 「우리에겐 파트너가 있다」고. 그다음에 대표님한테 갔고.</w:t>
-      </w:r>
-    </w:p>
-    <w:p>
-      <w:pPr>
-        <w:pStyle w:val="BodyText"/>
-      </w:pPr>
-      <w:r>
-        <w:t xml:space="preserve">알렉세이: 대표님은 뭐라고 하셨어?</w:t>
-      </w:r>
-    </w:p>
-    <w:p>
-      <w:pPr>
-        <w:pStyle w:val="BodyText"/>
-      </w:pPr>
-      <w:r>
-        <w:t xml:space="preserve">도윤: 정확히 옮길게: 「양쪽에 다 전화하는 친구는 — 친구가 아니다. 정찰이다」.</w:t>
-      </w:r>
-    </w:p>
-    <w:p>
-      <w:pPr>
-        <w:pStyle w:val="BodyText"/>
-      </w:pPr>
-      <w:r>
-        <w:t xml:space="preserve">알렉세이: 세다. 그래도 화 안 나. 그 사람은 나한테 정직했어 — 자기 방식대로. 기다리겠다고 했어.</w:t>
-      </w:r>
-    </w:p>
-    <w:p>
-      <w:pPr>
-        <w:pStyle w:val="BodyText"/>
-      </w:pPr>
-      <w:r>
-        <w:t xml:space="preserve">도윤: 대표님도 기다리시잖아. 32년 — 다나카를. 기다리는 법을 아셔.</w:t>
-      </w:r>
-    </w:p>
-    <w:p>
-      <w:pPr>
-        <w:pStyle w:val="BodyText"/>
-      </w:pPr>
-      <w:r>
-        <w:t xml:space="preserve">알렉세이: 전해 줘: 감사하다고. 그리고 노보시비르스크는 — 창고뿐이라고.</w:t>
-      </w:r>
-    </w:p>
-    <w:p>
-      <w:pPr>
-        <w:pStyle w:val="BodyText"/>
-      </w:pPr>
-      <w:r>
-        <w:t xml:space="preserve">도윤: 전할게. 「창고뿐」. 아실 거야. 잘 자, 다리.</w:t>
-      </w:r>
-    </w:p>
-    <w:p>
-      <w:pPr>
-        <w:pStyle w:val="BodyText"/>
-      </w:pPr>
-      <w:r>
-        <w:t xml:space="preserve">니콜라이: 료샤, 미안, 늦었지. 할머니가 오늘 못 일어나셨다. 피곤하다고. 내일 의사 온다.</w:t>
-      </w:r>
-    </w:p>
-    <w:p>
-      <w:pPr>
-        <w:pStyle w:val="BodyText"/>
-      </w:pPr>
-      <w:r>
-        <w:t xml:space="preserve">알렉세이: 아빠, 갈게요. 토요일에. 아니 — 금요일 저녁에.</w:t>
-      </w:r>
-    </w:p>
-    <w:p>
-      <w:pPr>
-        <w:pStyle w:val="BodyText"/>
-      </w:pPr>
-      <w:r>
-        <w:t xml:space="preserve">니콜라이: 할머니가 그러시더라: 「걔 붙잡지 마라. 일이 있잖니」. 그래도 너한테 말하는 거다.</w:t>
-      </w:r>
-    </w:p>
-    <w:p>
-      <w:pPr>
-        <w:pStyle w:val="BodyText"/>
-      </w:pPr>
-      <w:r>
-        <w:t xml:space="preserve">알렉세이: 잘 말씀하셨어요. 일은 기다려요. 기다릴 줄 아는 건 볼코프죠. 할머니는 — 아니고요.</w:t>
+        <w:t xml:space="preserve">도윤: 료샤, 안 자? 여긴 벌써 아침이야. 대표님이 물어보셔, 볼코프가 누구냐고.</w:t>
+      </w:r>
+    </w:p>
+    <w:p>
+      <w:pPr>
+        <w:pStyle w:val="BodyText"/>
+      </w:pPr>
+      <w:r>
+        <w:t xml:space="preserve">알렉세이: 이 나라에서 제일 큰 유통사야. 그런데 대표님이 그 사람을 어떻게 아셔?</w:t>
+      </w:r>
+    </w:p>
+    <w:p>
+      <w:pPr>
+        <w:pStyle w:val="BodyText"/>
+      </w:pPr>
+      <w:r>
+        <w:t xml:space="preserve">도윤: 볼코프가 일주일 전에 최 상무한테 전화해서 「모스트」 없이 직공급을 제안했대.</w:t>
+      </w:r>
+    </w:p>
+    <w:p>
+      <w:pPr>
+        <w:pStyle w:val="BodyText"/>
+      </w:pPr>
+      <w:r>
+        <w:t xml:space="preserve">알렉세이: 일주일 전? 그러니까 나랑 점심 먹기 전이네?</w:t>
+      </w:r>
+    </w:p>
+    <w:p>
+      <w:pPr>
+        <w:pStyle w:val="BodyText"/>
+      </w:pPr>
+      <w:r>
+        <w:t xml:space="preserve">도윤: 전이지. 최 상무가 「우리에겐 파트너가 있다」고 거절했고, 그다음에 대표님한테 갔어.</w:t>
+      </w:r>
+    </w:p>
+    <w:p>
+      <w:pPr>
+        <w:pStyle w:val="BodyText"/>
+      </w:pPr>
+      <w:r>
+        <w:t xml:space="preserve">알렉세이: 대표님은 뭐라고 하셨어? 나한테 중요한 얘기야.</w:t>
+      </w:r>
+    </w:p>
+    <w:p>
+      <w:pPr>
+        <w:pStyle w:val="BodyText"/>
+      </w:pPr>
+      <w:r>
+        <w:t xml:space="preserve">도윤: 정확히 옮길게: 「양쪽에 다 전화하는 친구는 친구가 아니다. 정찰이다」.</w:t>
+      </w:r>
+    </w:p>
+    <w:p>
+      <w:pPr>
+        <w:pStyle w:val="BodyText"/>
+      </w:pPr>
+      <w:r>
+        <w:t xml:space="preserve">알렉세이: 세다. 그래도 화는 안 나. 그 사람은 나한테 자기 방식대로 정직했고, 기다리겠다고 했어.</w:t>
+      </w:r>
+    </w:p>
+    <w:p>
+      <w:pPr>
+        <w:pStyle w:val="BodyText"/>
+      </w:pPr>
+      <w:r>
+        <w:t xml:space="preserve">도윤: 대표님도 기다릴 줄 아셔. 32년째 다나카를 기다리시니까, 어떻게 하는 건지 아시지.</w:t>
+      </w:r>
+    </w:p>
+    <w:p>
+      <w:pPr>
+        <w:pStyle w:val="BodyText"/>
+      </w:pPr>
+      <w:r>
+        <w:t xml:space="preserve">알렉세이: 감사하다고 전해 줘. 그리고 노보시비르스크는 창고뿐이라고.</w:t>
+      </w:r>
+    </w:p>
+    <w:p>
+      <w:pPr>
+        <w:pStyle w:val="BodyText"/>
+      </w:pPr>
+      <w:r>
+        <w:t xml:space="preserve">도윤: 전할게: 「창고뿐」. 아실 거야. 잘 자, 다리.</w:t>
+      </w:r>
+    </w:p>
+    <w:p>
+      <w:pPr>
+        <w:pStyle w:val="BodyText"/>
+      </w:pPr>
+      <w:r>
+        <w:t xml:space="preserve">니콜라이: 료샤, 늦어서 미안하다. 할머니가 오늘 피곤하다며 못 일어나셨어. 내일 의사가 온다.</w:t>
+      </w:r>
+    </w:p>
+    <w:p>
+      <w:pPr>
+        <w:pStyle w:val="BodyText"/>
+      </w:pPr>
+      <w:r>
+        <w:t xml:space="preserve">알렉세이: 아빠, 토요일에 갈게요. 아니, 금요일 저녁에, 퇴근하자마자 갈게요.</w:t>
+      </w:r>
+    </w:p>
+    <w:p>
+      <w:pPr>
+        <w:pStyle w:val="BodyText"/>
+      </w:pPr>
+      <w:r>
+        <w:t xml:space="preserve">니콜라이: 할머니가 「걔 붙잡지 마라, 일이 있잖니」 하시더라. 그래도 너한테 말하는 거다.</w:t>
+      </w:r>
+    </w:p>
+    <w:p>
+      <w:pPr>
+        <w:pStyle w:val="BodyText"/>
+      </w:pPr>
+      <w:r>
+        <w:t xml:space="preserve">알렉세이: 잘 말씀하셨어요. 일은 기다려요. 기다릴 줄 아는 건 볼코프지, 할머니는 아니에요.</w:t>
       </w:r>
     </w:p>
     <w:bookmarkEnd w:id="37"/>
